--- a/docs/sdlc/40_test/WS2D-TP-001_テスト計画書.docx
+++ b/docs/sdlc/40_test/WS2D-TP-001_テスト計画書.docx
@@ -76,13 +76,13 @@
         <w:tblLook w:firstColumn="1" w:firstRow="1" w:lastColumn="0" w:lastRow="0" w:noHBand="0" w:noVBand="1" w:val="04A0"/>
       </w:tblPr>
       <w:tblGrid>
-        <w:gridCol w:w="4320"/>
-        <w:gridCol w:w="4320"/>
+        <w:gridCol w:w="4961"/>
+        <w:gridCol w:w="4961"/>
       </w:tblGrid>
       <w:tr>
         <w:tc>
           <w:tcPr>
-            <w:tcW w:type="dxa" w:w="4320"/>
+            <w:tcW w:type="dxa" w:w="4961"/>
             <w:shd w:fill="D9E2F3"/>
           </w:tcPr>
           <w:p>
@@ -102,7 +102,7 @@
         </w:tc>
         <w:tc>
           <w:tcPr>
-            <w:tcW w:type="dxa" w:w="4320"/>
+            <w:tcW w:type="dxa" w:w="4961"/>
           </w:tcPr>
           <w:p>
             <w:r>
@@ -123,7 +123,7 @@
       <w:tr>
         <w:tc>
           <w:tcPr>
-            <w:tcW w:type="dxa" w:w="4320"/>
+            <w:tcW w:type="dxa" w:w="4961"/>
             <w:shd w:fill="D9E2F3"/>
           </w:tcPr>
           <w:p>
@@ -143,7 +143,7 @@
         </w:tc>
         <w:tc>
           <w:tcPr>
-            <w:tcW w:type="dxa" w:w="4320"/>
+            <w:tcW w:type="dxa" w:w="4961"/>
           </w:tcPr>
           <w:p>
             <w:r>
@@ -164,7 +164,7 @@
       <w:tr>
         <w:tc>
           <w:tcPr>
-            <w:tcW w:type="dxa" w:w="4320"/>
+            <w:tcW w:type="dxa" w:w="4961"/>
             <w:shd w:fill="D9E2F3"/>
           </w:tcPr>
           <w:p>
@@ -184,7 +184,7 @@
         </w:tc>
         <w:tc>
           <w:tcPr>
-            <w:tcW w:type="dxa" w:w="4320"/>
+            <w:tcW w:type="dxa" w:w="4961"/>
           </w:tcPr>
           <w:p>
             <w:r>
@@ -205,7 +205,7 @@
       <w:tr>
         <w:tc>
           <w:tcPr>
-            <w:tcW w:type="dxa" w:w="4320"/>
+            <w:tcW w:type="dxa" w:w="4961"/>
             <w:shd w:fill="D9E2F3"/>
           </w:tcPr>
           <w:p>
@@ -225,7 +225,7 @@
         </w:tc>
         <w:tc>
           <w:tcPr>
-            <w:tcW w:type="dxa" w:w="4320"/>
+            <w:tcW w:type="dxa" w:w="4961"/>
           </w:tcPr>
           <w:p>
             <w:r>
@@ -246,7 +246,7 @@
       <w:tr>
         <w:tc>
           <w:tcPr>
-            <w:tcW w:type="dxa" w:w="4320"/>
+            <w:tcW w:type="dxa" w:w="4961"/>
             <w:shd w:fill="D9E2F3"/>
           </w:tcPr>
           <w:p>
@@ -266,7 +266,7 @@
         </w:tc>
         <w:tc>
           <w:tcPr>
-            <w:tcW w:type="dxa" w:w="4320"/>
+            <w:tcW w:type="dxa" w:w="4961"/>
           </w:tcPr>
           <w:p>
             <w:r>
@@ -287,7 +287,7 @@
       <w:tr>
         <w:tc>
           <w:tcPr>
-            <w:tcW w:type="dxa" w:w="4320"/>
+            <w:tcW w:type="dxa" w:w="4961"/>
             <w:shd w:fill="D9E2F3"/>
           </w:tcPr>
           <w:p>
@@ -307,7 +307,7 @@
         </w:tc>
         <w:tc>
           <w:tcPr>
-            <w:tcW w:type="dxa" w:w="4320"/>
+            <w:tcW w:type="dxa" w:w="4961"/>
           </w:tcPr>
           <w:p>
             <w:r>
@@ -356,13 +356,13 @@
         <w:tblLook w:firstColumn="1" w:firstRow="1" w:lastColumn="0" w:lastRow="0" w:noHBand="0" w:noVBand="1" w:val="04A0"/>
       </w:tblPr>
       <w:tblGrid>
-        <w:gridCol w:w="4320"/>
-        <w:gridCol w:w="4320"/>
+        <w:gridCol w:w="4961"/>
+        <w:gridCol w:w="4961"/>
       </w:tblGrid>
       <w:tr>
         <w:tc>
           <w:tcPr>
-            <w:tcW w:type="dxa" w:w="4320"/>
+            <w:tcW w:type="dxa" w:w="4961"/>
             <w:shd w:fill="D9E2F3"/>
           </w:tcPr>
           <w:p>
@@ -382,7 +382,7 @@
         </w:tc>
         <w:tc>
           <w:tcPr>
-            <w:tcW w:type="dxa" w:w="4320"/>
+            <w:tcW w:type="dxa" w:w="4961"/>
           </w:tcPr>
           <w:p>
             <w:r>
@@ -403,7 +403,7 @@
       <w:tr>
         <w:tc>
           <w:tcPr>
-            <w:tcW w:type="dxa" w:w="4320"/>
+            <w:tcW w:type="dxa" w:w="4961"/>
             <w:shd w:fill="D9E2F3"/>
           </w:tcPr>
           <w:p>
@@ -423,7 +423,7 @@
         </w:tc>
         <w:tc>
           <w:tcPr>
-            <w:tcW w:type="dxa" w:w="4320"/>
+            <w:tcW w:type="dxa" w:w="4961"/>
           </w:tcPr>
           <w:p>
             <w:r>
@@ -444,7 +444,7 @@
       <w:tr>
         <w:tc>
           <w:tcPr>
-            <w:tcW w:type="dxa" w:w="4320"/>
+            <w:tcW w:type="dxa" w:w="4961"/>
             <w:shd w:fill="D9E2F3"/>
           </w:tcPr>
           <w:p>
@@ -464,7 +464,7 @@
         </w:tc>
         <w:tc>
           <w:tcPr>
-            <w:tcW w:type="dxa" w:w="4320"/>
+            <w:tcW w:type="dxa" w:w="4961"/>
           </w:tcPr>
           <w:p>
             <w:r>
@@ -485,7 +485,7 @@
       <w:tr>
         <w:tc>
           <w:tcPr>
-            <w:tcW w:type="dxa" w:w="4320"/>
+            <w:tcW w:type="dxa" w:w="4961"/>
             <w:shd w:fill="D9E2F3"/>
           </w:tcPr>
           <w:p>
@@ -505,7 +505,7 @@
         </w:tc>
         <w:tc>
           <w:tcPr>
-            <w:tcW w:type="dxa" w:w="4320"/>
+            <w:tcW w:type="dxa" w:w="4961"/>
           </w:tcPr>
           <w:p>
             <w:r>
@@ -526,7 +526,7 @@
       <w:tr>
         <w:tc>
           <w:tcPr>
-            <w:tcW w:type="dxa" w:w="4320"/>
+            <w:tcW w:type="dxa" w:w="4961"/>
             <w:shd w:fill="D9E2F3"/>
           </w:tcPr>
           <w:p>
@@ -546,7 +546,7 @@
         </w:tc>
         <w:tc>
           <w:tcPr>
-            <w:tcW w:type="dxa" w:w="4320"/>
+            <w:tcW w:type="dxa" w:w="4961"/>
           </w:tcPr>
           <w:p>
             <w:r>
@@ -567,7 +567,7 @@
       <w:tr>
         <w:tc>
           <w:tcPr>
-            <w:tcW w:type="dxa" w:w="4320"/>
+            <w:tcW w:type="dxa" w:w="4961"/>
             <w:shd w:fill="D9E2F3"/>
           </w:tcPr>
           <w:p>
@@ -587,7 +587,7 @@
         </w:tc>
         <w:tc>
           <w:tcPr>
-            <w:tcW w:type="dxa" w:w="4320"/>
+            <w:tcW w:type="dxa" w:w="4961"/>
           </w:tcPr>
           <w:p>
             <w:r>
@@ -632,15 +632,15 @@
         <w:tblLook w:firstColumn="1" w:firstRow="1" w:lastColumn="0" w:lastRow="0" w:noHBand="0" w:noVBand="1" w:val="04A0"/>
       </w:tblPr>
       <w:tblGrid>
-        <w:gridCol w:w="2160"/>
-        <w:gridCol w:w="2160"/>
-        <w:gridCol w:w="2160"/>
-        <w:gridCol w:w="2160"/>
+        <w:gridCol w:w="2480"/>
+        <w:gridCol w:w="2480"/>
+        <w:gridCol w:w="2480"/>
+        <w:gridCol w:w="2480"/>
       </w:tblGrid>
       <w:tr>
         <w:tc>
           <w:tcPr>
-            <w:tcW w:type="dxa" w:w="2160"/>
+            <w:tcW w:type="dxa" w:w="2480"/>
             <w:shd w:fill="D9E2F3"/>
           </w:tcPr>
           <w:p>
@@ -662,7 +662,7 @@
         </w:tc>
         <w:tc>
           <w:tcPr>
-            <w:tcW w:type="dxa" w:w="2160"/>
+            <w:tcW w:type="dxa" w:w="2480"/>
             <w:shd w:fill="D9E2F3"/>
           </w:tcPr>
           <w:p>
@@ -684,7 +684,7 @@
         </w:tc>
         <w:tc>
           <w:tcPr>
-            <w:tcW w:type="dxa" w:w="2160"/>
+            <w:tcW w:type="dxa" w:w="2480"/>
             <w:shd w:fill="D9E2F3"/>
           </w:tcPr>
           <w:p>
@@ -706,7 +706,7 @@
         </w:tc>
         <w:tc>
           <w:tcPr>
-            <w:tcW w:type="dxa" w:w="2160"/>
+            <w:tcW w:type="dxa" w:w="2480"/>
             <w:shd w:fill="D9E2F3"/>
           </w:tcPr>
           <w:p>
@@ -730,7 +730,7 @@
       <w:tr>
         <w:tc>
           <w:tcPr>
-            <w:tcW w:type="dxa" w:w="2160"/>
+            <w:tcW w:type="dxa" w:w="2480"/>
           </w:tcPr>
           <w:p>
             <w:r>
@@ -749,7 +749,7 @@
         </w:tc>
         <w:tc>
           <w:tcPr>
-            <w:tcW w:type="dxa" w:w="2160"/>
+            <w:tcW w:type="dxa" w:w="2480"/>
           </w:tcPr>
           <w:p>
             <w:r>
@@ -761,7 +761,7 @@
         </w:tc>
         <w:tc>
           <w:tcPr>
-            <w:tcW w:type="dxa" w:w="2160"/>
+            <w:tcW w:type="dxa" w:w="2480"/>
           </w:tcPr>
           <w:p>
             <w:r>
@@ -773,7 +773,7 @@
         </w:tc>
         <w:tc>
           <w:tcPr>
-            <w:tcW w:type="dxa" w:w="2160"/>
+            <w:tcW w:type="dxa" w:w="2480"/>
           </w:tcPr>
           <w:p>
             <w:r>
@@ -787,7 +787,7 @@
       <w:tr>
         <w:tc>
           <w:tcPr>
-            <w:tcW w:type="dxa" w:w="2160"/>
+            <w:tcW w:type="dxa" w:w="2480"/>
           </w:tcPr>
           <w:p>
             <w:r>
@@ -806,7 +806,7 @@
         </w:tc>
         <w:tc>
           <w:tcPr>
-            <w:tcW w:type="dxa" w:w="2160"/>
+            <w:tcW w:type="dxa" w:w="2480"/>
           </w:tcPr>
           <w:p>
             <w:r>
@@ -818,7 +818,7 @@
         </w:tc>
         <w:tc>
           <w:tcPr>
-            <w:tcW w:type="dxa" w:w="2160"/>
+            <w:tcW w:type="dxa" w:w="2480"/>
           </w:tcPr>
           <w:p>
             <w:r>
@@ -830,7 +830,7 @@
         </w:tc>
         <w:tc>
           <w:tcPr>
-            <w:tcW w:type="dxa" w:w="2160"/>
+            <w:tcW w:type="dxa" w:w="2480"/>
           </w:tcPr>
           <w:p>
             <w:r>
@@ -844,7 +844,7 @@
       <w:tr>
         <w:tc>
           <w:tcPr>
-            <w:tcW w:type="dxa" w:w="2160"/>
+            <w:tcW w:type="dxa" w:w="2480"/>
             <w:shd w:fill="D9E2F3"/>
           </w:tcPr>
           <w:p>
@@ -864,7 +864,7 @@
         </w:tc>
         <w:tc>
           <w:tcPr>
-            <w:tcW w:type="dxa" w:w="2160"/>
+            <w:tcW w:type="dxa" w:w="2480"/>
           </w:tcPr>
           <w:p>
             <w:r>
@@ -876,7 +876,7 @@
         </w:tc>
         <w:tc>
           <w:tcPr>
-            <w:tcW w:type="dxa" w:w="2160"/>
+            <w:tcW w:type="dxa" w:w="2480"/>
           </w:tcPr>
           <w:p>
             <w:r>
@@ -888,7 +888,7 @@
         </w:tc>
         <w:tc>
           <w:tcPr>
-            <w:tcW w:type="dxa" w:w="2160"/>
+            <w:tcW w:type="dxa" w:w="2480"/>
           </w:tcPr>
           <w:p>
             <w:r>
@@ -1684,18 +1684,18 @@
       <w:tblPr>
         <w:tblStyle w:val="TableGrid"/>
         <w:tblW w:type="auto" w:w="0"/>
-        <w:tblLayout w:type="autofit"/>
+        <w:tblLayout w:type="fixed"/>
         <w:tblLook w:firstColumn="1" w:firstRow="1" w:lastColumn="0" w:lastRow="0" w:noHBand="0" w:noVBand="1" w:val="04A0"/>
       </w:tblPr>
       <w:tblGrid>
-        <w:gridCol w:w="2880"/>
-        <w:gridCol w:w="2880"/>
-        <w:gridCol w:w="2880"/>
+        <w:gridCol w:w="3307"/>
+        <w:gridCol w:w="3307"/>
+        <w:gridCol w:w="3307"/>
       </w:tblGrid>
       <w:tr>
         <w:tc>
           <w:tcPr>
-            <w:tcW w:type="dxa" w:w="2880"/>
+            <w:tcW w:type="dxa" w:w="3307"/>
             <w:shd w:fill="D9E2F3"/>
           </w:tcPr>
           <w:p>
@@ -1717,7 +1717,7 @@
         </w:tc>
         <w:tc>
           <w:tcPr>
-            <w:tcW w:type="dxa" w:w="2880"/>
+            <w:tcW w:type="dxa" w:w="3307"/>
             <w:shd w:fill="D9E2F3"/>
           </w:tcPr>
           <w:p>
@@ -1739,7 +1739,7 @@
         </w:tc>
         <w:tc>
           <w:tcPr>
-            <w:tcW w:type="dxa" w:w="2880"/>
+            <w:tcW w:type="dxa" w:w="3307"/>
             <w:shd w:fill="D9E2F3"/>
           </w:tcPr>
           <w:p>
@@ -1763,7 +1763,7 @@
       <w:tr>
         <w:tc>
           <w:tcPr>
-            <w:tcW w:type="dxa" w:w="2880"/>
+            <w:tcW w:type="dxa" w:w="3307"/>
           </w:tcPr>
           <w:p>
             <w:r>
@@ -1782,7 +1782,7 @@
         </w:tc>
         <w:tc>
           <w:tcPr>
-            <w:tcW w:type="dxa" w:w="2880"/>
+            <w:tcW w:type="dxa" w:w="3307"/>
           </w:tcPr>
           <w:p>
             <w:r>
@@ -1808,7 +1808,7 @@
         </w:tc>
         <w:tc>
           <w:tcPr>
-            <w:tcW w:type="dxa" w:w="2880"/>
+            <w:tcW w:type="dxa" w:w="3307"/>
           </w:tcPr>
           <w:p>
             <w:r>
@@ -1836,7 +1836,7 @@
       <w:tr>
         <w:tc>
           <w:tcPr>
-            <w:tcW w:type="dxa" w:w="2880"/>
+            <w:tcW w:type="dxa" w:w="3307"/>
           </w:tcPr>
           <w:p>
             <w:r>
@@ -1855,7 +1855,7 @@
         </w:tc>
         <w:tc>
           <w:tcPr>
-            <w:tcW w:type="dxa" w:w="2880"/>
+            <w:tcW w:type="dxa" w:w="3307"/>
           </w:tcPr>
           <w:p>
             <w:r>
@@ -1916,7 +1916,7 @@
         </w:tc>
         <w:tc>
           <w:tcPr>
-            <w:tcW w:type="dxa" w:w="2880"/>
+            <w:tcW w:type="dxa" w:w="3307"/>
           </w:tcPr>
           <w:p>
             <w:r>
@@ -1944,7 +1944,7 @@
       <w:tr>
         <w:tc>
           <w:tcPr>
-            <w:tcW w:type="dxa" w:w="2880"/>
+            <w:tcW w:type="dxa" w:w="3307"/>
           </w:tcPr>
           <w:p>
             <w:r>
@@ -1963,7 +1963,7 @@
         </w:tc>
         <w:tc>
           <w:tcPr>
-            <w:tcW w:type="dxa" w:w="2880"/>
+            <w:tcW w:type="dxa" w:w="3307"/>
           </w:tcPr>
           <w:p>
             <w:r>
@@ -2010,7 +2010,7 @@
         </w:tc>
         <w:tc>
           <w:tcPr>
-            <w:tcW w:type="dxa" w:w="2880"/>
+            <w:tcW w:type="dxa" w:w="3307"/>
           </w:tcPr>
           <w:p>
             <w:r>
@@ -2038,7 +2038,7 @@
       <w:tr>
         <w:tc>
           <w:tcPr>
-            <w:tcW w:type="dxa" w:w="2880"/>
+            <w:tcW w:type="dxa" w:w="3307"/>
           </w:tcPr>
           <w:p>
             <w:r>
@@ -2057,7 +2057,7 @@
         </w:tc>
         <w:tc>
           <w:tcPr>
-            <w:tcW w:type="dxa" w:w="2880"/>
+            <w:tcW w:type="dxa" w:w="3307"/>
           </w:tcPr>
           <w:p>
             <w:r>
@@ -2097,7 +2097,7 @@
         </w:tc>
         <w:tc>
           <w:tcPr>
-            <w:tcW w:type="dxa" w:w="2880"/>
+            <w:tcW w:type="dxa" w:w="3307"/>
           </w:tcPr>
           <w:p>
             <w:r>
@@ -2118,7 +2118,7 @@
       <w:tr>
         <w:tc>
           <w:tcPr>
-            <w:tcW w:type="dxa" w:w="2880"/>
+            <w:tcW w:type="dxa" w:w="3307"/>
           </w:tcPr>
           <w:p>
             <w:r>
@@ -2137,7 +2137,7 @@
         </w:tc>
         <w:tc>
           <w:tcPr>
-            <w:tcW w:type="dxa" w:w="2880"/>
+            <w:tcW w:type="dxa" w:w="3307"/>
           </w:tcPr>
           <w:p>
             <w:r>
@@ -2170,7 +2170,7 @@
         </w:tc>
         <w:tc>
           <w:tcPr>
-            <w:tcW w:type="dxa" w:w="2880"/>
+            <w:tcW w:type="dxa" w:w="3307"/>
           </w:tcPr>
           <w:p>
             <w:r>
@@ -2226,17 +2226,17 @@
       <w:tblPr>
         <w:tblStyle w:val="TableGrid"/>
         <w:tblW w:type="auto" w:w="0"/>
-        <w:tblLayout w:type="autofit"/>
+        <w:tblLayout w:type="fixed"/>
         <w:tblLook w:firstColumn="1" w:firstRow="1" w:lastColumn="0" w:lastRow="0" w:noHBand="0" w:noVBand="1" w:val="04A0"/>
       </w:tblPr>
       <w:tblGrid>
-        <w:gridCol w:w="4320"/>
-        <w:gridCol w:w="4320"/>
+        <w:gridCol w:w="4961"/>
+        <w:gridCol w:w="4961"/>
       </w:tblGrid>
       <w:tr>
         <w:tc>
           <w:tcPr>
-            <w:tcW w:type="dxa" w:w="4320"/>
+            <w:tcW w:type="dxa" w:w="4961"/>
             <w:shd w:fill="D9E2F3"/>
           </w:tcPr>
           <w:p>
@@ -2258,7 +2258,7 @@
         </w:tc>
         <w:tc>
           <w:tcPr>
-            <w:tcW w:type="dxa" w:w="4320"/>
+            <w:tcW w:type="dxa" w:w="4961"/>
             <w:shd w:fill="D9E2F3"/>
           </w:tcPr>
           <w:p>
@@ -2282,7 +2282,7 @@
       <w:tr>
         <w:tc>
           <w:tcPr>
-            <w:tcW w:type="dxa" w:w="4320"/>
+            <w:tcW w:type="dxa" w:w="4961"/>
           </w:tcPr>
           <w:p>
             <w:r>
@@ -2308,7 +2308,7 @@
         </w:tc>
         <w:tc>
           <w:tcPr>
-            <w:tcW w:type="dxa" w:w="4320"/>
+            <w:tcW w:type="dxa" w:w="4961"/>
           </w:tcPr>
           <w:p>
             <w:r>
@@ -2329,7 +2329,7 @@
       <w:tr>
         <w:tc>
           <w:tcPr>
-            <w:tcW w:type="dxa" w:w="4320"/>
+            <w:tcW w:type="dxa" w:w="4961"/>
           </w:tcPr>
           <w:p>
             <w:r>
@@ -2355,7 +2355,7 @@
         </w:tc>
         <w:tc>
           <w:tcPr>
-            <w:tcW w:type="dxa" w:w="4320"/>
+            <w:tcW w:type="dxa" w:w="4961"/>
           </w:tcPr>
           <w:p>
             <w:r>
@@ -2390,7 +2390,7 @@
       <w:tr>
         <w:tc>
           <w:tcPr>
-            <w:tcW w:type="dxa" w:w="4320"/>
+            <w:tcW w:type="dxa" w:w="4961"/>
           </w:tcPr>
           <w:p>
             <w:r>
@@ -2409,7 +2409,7 @@
         </w:tc>
         <w:tc>
           <w:tcPr>
-            <w:tcW w:type="dxa" w:w="4320"/>
+            <w:tcW w:type="dxa" w:w="4961"/>
           </w:tcPr>
           <w:p>
             <w:r>
@@ -2437,7 +2437,7 @@
       <w:tr>
         <w:tc>
           <w:tcPr>
-            <w:tcW w:type="dxa" w:w="4320"/>
+            <w:tcW w:type="dxa" w:w="4961"/>
           </w:tcPr>
           <w:p>
             <w:r>
@@ -2456,7 +2456,7 @@
         </w:tc>
         <w:tc>
           <w:tcPr>
-            <w:tcW w:type="dxa" w:w="4320"/>
+            <w:tcW w:type="dxa" w:w="4961"/>
           </w:tcPr>
           <w:p>
             <w:r>
@@ -2484,7 +2484,7 @@
       <w:tr>
         <w:tc>
           <w:tcPr>
-            <w:tcW w:type="dxa" w:w="4320"/>
+            <w:tcW w:type="dxa" w:w="4961"/>
           </w:tcPr>
           <w:p>
             <w:r>
@@ -2503,7 +2503,7 @@
         </w:tc>
         <w:tc>
           <w:tcPr>
-            <w:tcW w:type="dxa" w:w="4320"/>
+            <w:tcW w:type="dxa" w:w="4961"/>
           </w:tcPr>
           <w:p>
             <w:r>
@@ -2531,7 +2531,7 @@
       <w:tr>
         <w:tc>
           <w:tcPr>
-            <w:tcW w:type="dxa" w:w="4320"/>
+            <w:tcW w:type="dxa" w:w="4961"/>
           </w:tcPr>
           <w:p>
             <w:r>
@@ -2550,7 +2550,7 @@
         </w:tc>
         <w:tc>
           <w:tcPr>
-            <w:tcW w:type="dxa" w:w="4320"/>
+            <w:tcW w:type="dxa" w:w="4961"/>
           </w:tcPr>
           <w:p>
             <w:r>
@@ -2578,7 +2578,7 @@
       <w:tr>
         <w:tc>
           <w:tcPr>
-            <w:tcW w:type="dxa" w:w="4320"/>
+            <w:tcW w:type="dxa" w:w="4961"/>
           </w:tcPr>
           <w:p>
             <w:r>
@@ -2597,7 +2597,7 @@
         </w:tc>
         <w:tc>
           <w:tcPr>
-            <w:tcW w:type="dxa" w:w="4320"/>
+            <w:tcW w:type="dxa" w:w="4961"/>
           </w:tcPr>
           <w:p>
             <w:r>
@@ -2632,7 +2632,7 @@
       <w:tr>
         <w:tc>
           <w:tcPr>
-            <w:tcW w:type="dxa" w:w="4320"/>
+            <w:tcW w:type="dxa" w:w="4961"/>
           </w:tcPr>
           <w:p>
             <w:r>
@@ -2651,7 +2651,7 @@
         </w:tc>
         <w:tc>
           <w:tcPr>
-            <w:tcW w:type="dxa" w:w="4320"/>
+            <w:tcW w:type="dxa" w:w="4961"/>
           </w:tcPr>
           <w:p>
             <w:r>
@@ -2854,36 +2854,36 @@
       <w:tblPr>
         <w:tblStyle w:val="TableGrid"/>
         <w:tblW w:type="auto" w:w="0"/>
-        <w:tblLayout w:type="autofit"/>
+        <w:tblLayout w:type="fixed"/>
         <w:tblLook w:firstColumn="1" w:firstRow="1" w:lastColumn="0" w:lastRow="0" w:noHBand="0" w:noVBand="1" w:val="04A0"/>
       </w:tblPr>
       <w:tblGrid>
-        <w:gridCol w:w="1234"/>
-        <w:gridCol w:w="1234"/>
-        <w:gridCol w:w="1234"/>
-        <w:gridCol w:w="1234"/>
-        <w:gridCol w:w="1234"/>
-        <w:gridCol w:w="1234"/>
-        <w:gridCol w:w="1234"/>
+        <w:gridCol w:w="1417"/>
+        <w:gridCol w:w="1417"/>
+        <w:gridCol w:w="1417"/>
+        <w:gridCol w:w="1417"/>
+        <w:gridCol w:w="1417"/>
+        <w:gridCol w:w="1417"/>
+        <w:gridCol w:w="1417"/>
       </w:tblGrid>
       <w:tr>
         <w:tc>
           <w:tcPr>
-            <w:tcW w:type="dxa" w:w="1234"/>
+            <w:tcW w:type="dxa" w:w="1417"/>
             <w:shd w:fill="D9E2F3"/>
           </w:tcPr>
           <w:p>
             <w:r>
               <w:rPr>
                 <w:b/>
-                <w:sz w:val="18"/>
+                <w:sz w:val="17"/>
               </w:rPr>
             </w:r>
             <w:r>
               <w:rPr>
                 <w:rFonts w:ascii="Yu Gothic" w:hAnsi="Yu Gothic" w:eastAsia="Yu Gothic"/>
                 <w:b/>
-                <w:sz w:val="18"/>
+                <w:sz w:val="17"/>
               </w:rPr>
               <w:t>レベル</w:t>
             </w:r>
@@ -2891,21 +2891,21 @@
         </w:tc>
         <w:tc>
           <w:tcPr>
-            <w:tcW w:type="dxa" w:w="1234"/>
+            <w:tcW w:type="dxa" w:w="1417"/>
             <w:shd w:fill="D9E2F3"/>
           </w:tcPr>
           <w:p>
             <w:r>
               <w:rPr>
                 <w:b/>
-                <w:sz w:val="18"/>
+                <w:sz w:val="17"/>
               </w:rPr>
             </w:r>
             <w:r>
               <w:rPr>
                 <w:rFonts w:ascii="Yu Gothic" w:hAnsi="Yu Gothic" w:eastAsia="Yu Gothic"/>
                 <w:b/>
-                <w:sz w:val="18"/>
+                <w:sz w:val="17"/>
               </w:rPr>
               <w:t>名称</w:t>
             </w:r>
@@ -2913,21 +2913,21 @@
         </w:tc>
         <w:tc>
           <w:tcPr>
-            <w:tcW w:type="dxa" w:w="1234"/>
+            <w:tcW w:type="dxa" w:w="1417"/>
             <w:shd w:fill="D9E2F3"/>
           </w:tcPr>
           <w:p>
             <w:r>
               <w:rPr>
                 <w:b/>
-                <w:sz w:val="18"/>
+                <w:sz w:val="17"/>
               </w:rPr>
             </w:r>
             <w:r>
               <w:rPr>
                 <w:rFonts w:ascii="Yu Gothic" w:hAnsi="Yu Gothic" w:eastAsia="Yu Gothic"/>
                 <w:b/>
-                <w:sz w:val="18"/>
+                <w:sz w:val="17"/>
               </w:rPr>
               <w:t>目的</w:t>
             </w:r>
@@ -2935,21 +2935,21 @@
         </w:tc>
         <w:tc>
           <w:tcPr>
-            <w:tcW w:type="dxa" w:w="1234"/>
+            <w:tcW w:type="dxa" w:w="1417"/>
             <w:shd w:fill="D9E2F3"/>
           </w:tcPr>
           <w:p>
             <w:r>
               <w:rPr>
                 <w:b/>
-                <w:sz w:val="18"/>
+                <w:sz w:val="17"/>
               </w:rPr>
             </w:r>
             <w:r>
               <w:rPr>
                 <w:rFonts w:ascii="Yu Gothic" w:hAnsi="Yu Gothic" w:eastAsia="Yu Gothic"/>
                 <w:b/>
-                <w:sz w:val="18"/>
+                <w:sz w:val="17"/>
               </w:rPr>
               <w:t>担当</w:t>
             </w:r>
@@ -2957,21 +2957,21 @@
         </w:tc>
         <w:tc>
           <w:tcPr>
-            <w:tcW w:type="dxa" w:w="1234"/>
+            <w:tcW w:type="dxa" w:w="1417"/>
             <w:shd w:fill="D9E2F3"/>
           </w:tcPr>
           <w:p>
             <w:r>
               <w:rPr>
                 <w:b/>
-                <w:sz w:val="18"/>
+                <w:sz w:val="17"/>
               </w:rPr>
             </w:r>
             <w:r>
               <w:rPr>
                 <w:rFonts w:ascii="Yu Gothic" w:hAnsi="Yu Gothic" w:eastAsia="Yu Gothic"/>
                 <w:b/>
-                <w:sz w:val="18"/>
+                <w:sz w:val="17"/>
               </w:rPr>
               <w:t>入口基準</w:t>
             </w:r>
@@ -2979,21 +2979,21 @@
         </w:tc>
         <w:tc>
           <w:tcPr>
-            <w:tcW w:type="dxa" w:w="1234"/>
+            <w:tcW w:type="dxa" w:w="1417"/>
             <w:shd w:fill="D9E2F3"/>
           </w:tcPr>
           <w:p>
             <w:r>
               <w:rPr>
                 <w:b/>
-                <w:sz w:val="18"/>
+                <w:sz w:val="17"/>
               </w:rPr>
             </w:r>
             <w:r>
               <w:rPr>
                 <w:rFonts w:ascii="Yu Gothic" w:hAnsi="Yu Gothic" w:eastAsia="Yu Gothic"/>
                 <w:b/>
-                <w:sz w:val="18"/>
+                <w:sz w:val="17"/>
               </w:rPr>
               <w:t>出口基準</w:t>
             </w:r>
@@ -3001,21 +3001,21 @@
         </w:tc>
         <w:tc>
           <w:tcPr>
-            <w:tcW w:type="dxa" w:w="1234"/>
+            <w:tcW w:type="dxa" w:w="1417"/>
             <w:shd w:fill="D9E2F3"/>
           </w:tcPr>
           <w:p>
             <w:r>
               <w:rPr>
                 <w:b/>
-                <w:sz w:val="18"/>
+                <w:sz w:val="17"/>
               </w:rPr>
             </w:r>
             <w:r>
               <w:rPr>
                 <w:rFonts w:ascii="Yu Gothic" w:hAnsi="Yu Gothic" w:eastAsia="Yu Gothic"/>
                 <w:b/>
-                <w:sz w:val="18"/>
+                <w:sz w:val="17"/>
               </w:rPr>
               <w:t>実行コマンド</w:t>
             </w:r>
@@ -3025,18 +3025,18 @@
       <w:tr>
         <w:tc>
           <w:tcPr>
-            <w:tcW w:type="dxa" w:w="1234"/>
-          </w:tcPr>
-          <w:p>
-            <w:r>
-              <w:rPr>
-                <w:sz w:val="18"/>
-              </w:rPr>
-            </w:r>
-            <w:r>
-              <w:rPr>
-                <w:rFonts w:ascii="Yu Gothic" w:hAnsi="Yu Gothic" w:eastAsia="Yu Gothic"/>
-                <w:sz w:val="18"/>
+            <w:tcW w:type="dxa" w:w="1417"/>
+          </w:tcPr>
+          <w:p>
+            <w:r>
+              <w:rPr>
+                <w:sz w:val="17"/>
+              </w:rPr>
+            </w:r>
+            <w:r>
+              <w:rPr>
+                <w:rFonts w:ascii="Yu Gothic" w:hAnsi="Yu Gothic" w:eastAsia="Yu Gothic"/>
+                <w:sz w:val="17"/>
               </w:rPr>
               <w:t>L1</w:t>
             </w:r>
@@ -3044,18 +3044,18 @@
         </w:tc>
         <w:tc>
           <w:tcPr>
-            <w:tcW w:type="dxa" w:w="1234"/>
-          </w:tcPr>
-          <w:p>
-            <w:r>
-              <w:rPr>
-                <w:sz w:val="18"/>
-              </w:rPr>
-            </w:r>
-            <w:r>
-              <w:rPr>
-                <w:rFonts w:ascii="Yu Gothic" w:hAnsi="Yu Gothic" w:eastAsia="Yu Gothic"/>
-                <w:sz w:val="18"/>
+            <w:tcW w:type="dxa" w:w="1417"/>
+          </w:tcPr>
+          <w:p>
+            <w:r>
+              <w:rPr>
+                <w:sz w:val="17"/>
+              </w:rPr>
+            </w:r>
+            <w:r>
+              <w:rPr>
+                <w:rFonts w:ascii="Yu Gothic" w:hAnsi="Yu Gothic" w:eastAsia="Yu Gothic"/>
+                <w:sz w:val="17"/>
               </w:rPr>
               <w:t>コンポーネントテスト（単体）</w:t>
             </w:r>
@@ -3063,25 +3063,25 @@
         </w:tc>
         <w:tc>
           <w:tcPr>
-            <w:tcW w:type="dxa" w:w="1234"/>
-          </w:tcPr>
-          <w:p>
-            <w:r>
-              <w:rPr>
-                <w:sz w:val="18"/>
+            <w:tcW w:type="dxa" w:w="1417"/>
+          </w:tcPr>
+          <w:p>
+            <w:r>
+              <w:rPr>
+                <w:sz w:val="17"/>
               </w:rPr>
             </w:r>
             <w:r>
               <w:rPr>
                 <w:rFonts w:ascii="Consolas" w:hAnsi="Consolas" w:eastAsia="Consolas"/>
-                <w:sz w:val="18"/>
+                <w:sz w:val="17"/>
               </w:rPr>
               <w:t>src/</w:t>
             </w:r>
             <w:r>
               <w:rPr>
                 <w:rFonts w:ascii="Yu Gothic" w:hAnsi="Yu Gothic" w:eastAsia="Yu Gothic"/>
-                <w:sz w:val="18"/>
+                <w:sz w:val="17"/>
               </w:rPr>
               <w:t xml:space="preserve"> の関数・クラス単位の正しさを検証</w:t>
             </w:r>
@@ -3089,18 +3089,18 @@
         </w:tc>
         <w:tc>
           <w:tcPr>
-            <w:tcW w:type="dxa" w:w="1234"/>
-          </w:tcPr>
-          <w:p>
-            <w:r>
-              <w:rPr>
-                <w:sz w:val="18"/>
-              </w:rPr>
-            </w:r>
-            <w:r>
-              <w:rPr>
-                <w:rFonts w:ascii="Yu Gothic" w:hAnsi="Yu Gothic" w:eastAsia="Yu Gothic"/>
-                <w:sz w:val="18"/>
+            <w:tcW w:type="dxa" w:w="1417"/>
+          </w:tcPr>
+          <w:p>
+            <w:r>
+              <w:rPr>
+                <w:sz w:val="17"/>
+              </w:rPr>
+            </w:r>
+            <w:r>
+              <w:rPr>
+                <w:rFonts w:ascii="Yu Gothic" w:hAnsi="Yu Gothic" w:eastAsia="Yu Gothic"/>
+                <w:sz w:val="17"/>
               </w:rPr>
               <w:t>実装者</w:t>
             </w:r>
@@ -3108,18 +3108,18 @@
         </w:tc>
         <w:tc>
           <w:tcPr>
-            <w:tcW w:type="dxa" w:w="1234"/>
-          </w:tcPr>
-          <w:p>
-            <w:r>
-              <w:rPr>
-                <w:sz w:val="18"/>
-              </w:rPr>
-            </w:r>
-            <w:r>
-              <w:rPr>
-                <w:rFonts w:ascii="Yu Gothic" w:hAnsi="Yu Gothic" w:eastAsia="Yu Gothic"/>
-                <w:sz w:val="18"/>
+            <w:tcW w:type="dxa" w:w="1417"/>
+          </w:tcPr>
+          <w:p>
+            <w:r>
+              <w:rPr>
+                <w:sz w:val="17"/>
+              </w:rPr>
+            </w:r>
+            <w:r>
+              <w:rPr>
+                <w:rFonts w:ascii="Yu Gothic" w:hAnsi="Yu Gothic" w:eastAsia="Yu Gothic"/>
+                <w:sz w:val="17"/>
               </w:rPr>
               <w:t>対象モジュールの実装完了・型チェック通過</w:t>
             </w:r>
@@ -3127,18 +3127,18 @@
         </w:tc>
         <w:tc>
           <w:tcPr>
-            <w:tcW w:type="dxa" w:w="1234"/>
-          </w:tcPr>
-          <w:p>
-            <w:r>
-              <w:rPr>
-                <w:sz w:val="18"/>
-              </w:rPr>
-            </w:r>
-            <w:r>
-              <w:rPr>
-                <w:rFonts w:ascii="Yu Gothic" w:hAnsi="Yu Gothic" w:eastAsia="Yu Gothic"/>
-                <w:sz w:val="18"/>
+            <w:tcW w:type="dxa" w:w="1417"/>
+          </w:tcPr>
+          <w:p>
+            <w:r>
+              <w:rPr>
+                <w:sz w:val="17"/>
+              </w:rPr>
+            </w:r>
+            <w:r>
+              <w:rPr>
+                <w:rFonts w:ascii="Yu Gothic" w:hAnsi="Yu Gothic" w:eastAsia="Yu Gothic"/>
+                <w:sz w:val="17"/>
               </w:rPr>
               <w:t>全 PASS・カバレッジ寄与確認</w:t>
             </w:r>
@@ -3146,25 +3146,25 @@
         </w:tc>
         <w:tc>
           <w:tcPr>
-            <w:tcW w:type="dxa" w:w="1234"/>
-          </w:tcPr>
-          <w:p>
-            <w:r>
-              <w:rPr>
-                <w:sz w:val="18"/>
+            <w:tcW w:type="dxa" w:w="1417"/>
+          </w:tcPr>
+          <w:p>
+            <w:r>
+              <w:rPr>
+                <w:sz w:val="17"/>
               </w:rPr>
             </w:r>
             <w:r>
               <w:rPr>
                 <w:rFonts w:ascii="Consolas" w:hAnsi="Consolas" w:eastAsia="Consolas"/>
-                <w:sz w:val="18"/>
+                <w:sz w:val="17"/>
               </w:rPr>
               <w:t>make test</w:t>
             </w:r>
             <w:r>
               <w:rPr>
                 <w:rFonts w:ascii="Yu Gothic" w:hAnsi="Yu Gothic" w:eastAsia="Yu Gothic"/>
-                <w:sz w:val="18"/>
+                <w:sz w:val="17"/>
               </w:rPr>
               <w:t>（L1/L2 共通）</w:t>
             </w:r>
@@ -3174,18 +3174,18 @@
       <w:tr>
         <w:tc>
           <w:tcPr>
-            <w:tcW w:type="dxa" w:w="1234"/>
-          </w:tcPr>
-          <w:p>
-            <w:r>
-              <w:rPr>
-                <w:sz w:val="18"/>
-              </w:rPr>
-            </w:r>
-            <w:r>
-              <w:rPr>
-                <w:rFonts w:ascii="Yu Gothic" w:hAnsi="Yu Gothic" w:eastAsia="Yu Gothic"/>
-                <w:sz w:val="18"/>
+            <w:tcW w:type="dxa" w:w="1417"/>
+          </w:tcPr>
+          <w:p>
+            <w:r>
+              <w:rPr>
+                <w:sz w:val="17"/>
+              </w:rPr>
+            </w:r>
+            <w:r>
+              <w:rPr>
+                <w:rFonts w:ascii="Yu Gothic" w:hAnsi="Yu Gothic" w:eastAsia="Yu Gothic"/>
+                <w:sz w:val="17"/>
               </w:rPr>
               <w:t>L2</w:t>
             </w:r>
@@ -3193,18 +3193,18 @@
         </w:tc>
         <w:tc>
           <w:tcPr>
-            <w:tcW w:type="dxa" w:w="1234"/>
-          </w:tcPr>
-          <w:p>
-            <w:r>
-              <w:rPr>
-                <w:sz w:val="18"/>
-              </w:rPr>
-            </w:r>
-            <w:r>
-              <w:rPr>
-                <w:rFonts w:ascii="Yu Gothic" w:hAnsi="Yu Gothic" w:eastAsia="Yu Gothic"/>
-                <w:sz w:val="18"/>
+            <w:tcW w:type="dxa" w:w="1417"/>
+          </w:tcPr>
+          <w:p>
+            <w:r>
+              <w:rPr>
+                <w:sz w:val="17"/>
+              </w:rPr>
+            </w:r>
+            <w:r>
+              <w:rPr>
+                <w:rFonts w:ascii="Yu Gothic" w:hAnsi="Yu Gothic" w:eastAsia="Yu Gothic"/>
+                <w:sz w:val="17"/>
               </w:rPr>
               <w:t>統合テスト（結合）</w:t>
             </w:r>
@@ -3212,18 +3212,18 @@
         </w:tc>
         <w:tc>
           <w:tcPr>
-            <w:tcW w:type="dxa" w:w="1234"/>
-          </w:tcPr>
-          <w:p>
-            <w:r>
-              <w:rPr>
-                <w:sz w:val="18"/>
-              </w:rPr>
-            </w:r>
-            <w:r>
-              <w:rPr>
-                <w:rFonts w:ascii="Yu Gothic" w:hAnsi="Yu Gothic" w:eastAsia="Yu Gothic"/>
-                <w:sz w:val="18"/>
+            <w:tcW w:type="dxa" w:w="1417"/>
+          </w:tcPr>
+          <w:p>
+            <w:r>
+              <w:rPr>
+                <w:sz w:val="17"/>
+              </w:rPr>
+            </w:r>
+            <w:r>
+              <w:rPr>
+                <w:rFonts w:ascii="Yu Gothic" w:hAnsi="Yu Gothic" w:eastAsia="Yu Gothic"/>
+                <w:sz w:val="17"/>
               </w:rPr>
               <w:t>route→service→store の HTTP レベル結合を検証</w:t>
             </w:r>
@@ -3231,18 +3231,18 @@
         </w:tc>
         <w:tc>
           <w:tcPr>
-            <w:tcW w:type="dxa" w:w="1234"/>
-          </w:tcPr>
-          <w:p>
-            <w:r>
-              <w:rPr>
-                <w:sz w:val="18"/>
-              </w:rPr>
-            </w:r>
-            <w:r>
-              <w:rPr>
-                <w:rFonts w:ascii="Yu Gothic" w:hAnsi="Yu Gothic" w:eastAsia="Yu Gothic"/>
-                <w:sz w:val="18"/>
+            <w:tcW w:type="dxa" w:w="1417"/>
+          </w:tcPr>
+          <w:p>
+            <w:r>
+              <w:rPr>
+                <w:sz w:val="17"/>
+              </w:rPr>
+            </w:r>
+            <w:r>
+              <w:rPr>
+                <w:rFonts w:ascii="Yu Gothic" w:hAnsi="Yu Gothic" w:eastAsia="Yu Gothic"/>
+                <w:sz w:val="17"/>
               </w:rPr>
               <w:t>実装者</w:t>
             </w:r>
@@ -3250,18 +3250,18 @@
         </w:tc>
         <w:tc>
           <w:tcPr>
-            <w:tcW w:type="dxa" w:w="1234"/>
-          </w:tcPr>
-          <w:p>
-            <w:r>
-              <w:rPr>
-                <w:sz w:val="18"/>
-              </w:rPr>
-            </w:r>
-            <w:r>
-              <w:rPr>
-                <w:rFonts w:ascii="Yu Gothic" w:hAnsi="Yu Gothic" w:eastAsia="Yu Gothic"/>
-                <w:sz w:val="18"/>
+            <w:tcW w:type="dxa" w:w="1417"/>
+          </w:tcPr>
+          <w:p>
+            <w:r>
+              <w:rPr>
+                <w:sz w:val="17"/>
+              </w:rPr>
+            </w:r>
+            <w:r>
+              <w:rPr>
+                <w:rFonts w:ascii="Yu Gothic" w:hAnsi="Yu Gothic" w:eastAsia="Yu Gothic"/>
+                <w:sz w:val="17"/>
               </w:rPr>
               <w:t>route/service 実装完了・L1 が green</w:t>
             </w:r>
@@ -3269,18 +3269,18 @@
         </w:tc>
         <w:tc>
           <w:tcPr>
-            <w:tcW w:type="dxa" w:w="1234"/>
-          </w:tcPr>
-          <w:p>
-            <w:r>
-              <w:rPr>
-                <w:sz w:val="18"/>
-              </w:rPr>
-            </w:r>
-            <w:r>
-              <w:rPr>
-                <w:rFonts w:ascii="Yu Gothic" w:hAnsi="Yu Gothic" w:eastAsia="Yu Gothic"/>
-                <w:sz w:val="18"/>
+            <w:tcW w:type="dxa" w:w="1417"/>
+          </w:tcPr>
+          <w:p>
+            <w:r>
+              <w:rPr>
+                <w:sz w:val="17"/>
+              </w:rPr>
+            </w:r>
+            <w:r>
+              <w:rPr>
+                <w:rFonts w:ascii="Yu Gothic" w:hAnsi="Yu Gothic" w:eastAsia="Yu Gothic"/>
+                <w:sz w:val="17"/>
               </w:rPr>
               <w:t>全 PASS・主要 API 異常系網羅</w:t>
             </w:r>
@@ -3288,25 +3288,25 @@
         </w:tc>
         <w:tc>
           <w:tcPr>
-            <w:tcW w:type="dxa" w:w="1234"/>
-          </w:tcPr>
-          <w:p>
-            <w:r>
-              <w:rPr>
-                <w:sz w:val="18"/>
+            <w:tcW w:type="dxa" w:w="1417"/>
+          </w:tcPr>
+          <w:p>
+            <w:r>
+              <w:rPr>
+                <w:sz w:val="17"/>
               </w:rPr>
             </w:r>
             <w:r>
               <w:rPr>
                 <w:rFonts w:ascii="Consolas" w:hAnsi="Consolas" w:eastAsia="Consolas"/>
-                <w:sz w:val="18"/>
+                <w:sz w:val="17"/>
               </w:rPr>
               <w:t>make test</w:t>
             </w:r>
             <w:r>
               <w:rPr>
                 <w:rFonts w:ascii="Yu Gothic" w:hAnsi="Yu Gothic" w:eastAsia="Yu Gothic"/>
-                <w:sz w:val="18"/>
+                <w:sz w:val="17"/>
               </w:rPr>
               <w:t>（L1/L2 共通）</w:t>
             </w:r>
@@ -3316,18 +3316,18 @@
       <w:tr>
         <w:tc>
           <w:tcPr>
-            <w:tcW w:type="dxa" w:w="1234"/>
-          </w:tcPr>
-          <w:p>
-            <w:r>
-              <w:rPr>
-                <w:sz w:val="18"/>
-              </w:rPr>
-            </w:r>
-            <w:r>
-              <w:rPr>
-                <w:rFonts w:ascii="Yu Gothic" w:hAnsi="Yu Gothic" w:eastAsia="Yu Gothic"/>
-                <w:sz w:val="18"/>
+            <w:tcW w:type="dxa" w:w="1417"/>
+          </w:tcPr>
+          <w:p>
+            <w:r>
+              <w:rPr>
+                <w:sz w:val="17"/>
+              </w:rPr>
+            </w:r>
+            <w:r>
+              <w:rPr>
+                <w:rFonts w:ascii="Yu Gothic" w:hAnsi="Yu Gothic" w:eastAsia="Yu Gothic"/>
+                <w:sz w:val="17"/>
               </w:rPr>
               <w:t>L3</w:t>
             </w:r>
@@ -3335,18 +3335,18 @@
         </w:tc>
         <w:tc>
           <w:tcPr>
-            <w:tcW w:type="dxa" w:w="1234"/>
-          </w:tcPr>
-          <w:p>
-            <w:r>
-              <w:rPr>
-                <w:sz w:val="18"/>
-              </w:rPr>
-            </w:r>
-            <w:r>
-              <w:rPr>
-                <w:rFonts w:ascii="Yu Gothic" w:hAnsi="Yu Gothic" w:eastAsia="Yu Gothic"/>
-                <w:sz w:val="18"/>
+            <w:tcW w:type="dxa" w:w="1417"/>
+          </w:tcPr>
+          <w:p>
+            <w:r>
+              <w:rPr>
+                <w:sz w:val="17"/>
+              </w:rPr>
+            </w:r>
+            <w:r>
+              <w:rPr>
+                <w:rFonts w:ascii="Yu Gothic" w:hAnsi="Yu Gothic" w:eastAsia="Yu Gothic"/>
+                <w:sz w:val="17"/>
               </w:rPr>
               <w:t>システムテスト（E2E）</w:t>
             </w:r>
@@ -3354,18 +3354,18 @@
         </w:tc>
         <w:tc>
           <w:tcPr>
-            <w:tcW w:type="dxa" w:w="1234"/>
-          </w:tcPr>
-          <w:p>
-            <w:r>
-              <w:rPr>
-                <w:sz w:val="18"/>
-              </w:rPr>
-            </w:r>
-            <w:r>
-              <w:rPr>
-                <w:rFonts w:ascii="Yu Gothic" w:hAnsi="Yu Gothic" w:eastAsia="Yu Gothic"/>
-                <w:sz w:val="18"/>
+            <w:tcW w:type="dxa" w:w="1417"/>
+          </w:tcPr>
+          <w:p>
+            <w:r>
+              <w:rPr>
+                <w:sz w:val="17"/>
+              </w:rPr>
+            </w:r>
+            <w:r>
+              <w:rPr>
+                <w:rFonts w:ascii="Yu Gothic" w:hAnsi="Yu Gothic" w:eastAsia="Yu Gothic"/>
+                <w:sz w:val="17"/>
               </w:rPr>
               <w:t>実ブラウザでの UI→API→backend→出力の一気通貫検証</w:t>
             </w:r>
@@ -3373,18 +3373,18 @@
         </w:tc>
         <w:tc>
           <w:tcPr>
-            <w:tcW w:type="dxa" w:w="1234"/>
-          </w:tcPr>
-          <w:p>
-            <w:r>
-              <w:rPr>
-                <w:sz w:val="18"/>
-              </w:rPr>
-            </w:r>
-            <w:r>
-              <w:rPr>
-                <w:rFonts w:ascii="Yu Gothic" w:hAnsi="Yu Gothic" w:eastAsia="Yu Gothic"/>
-                <w:sz w:val="18"/>
+            <w:tcW w:type="dxa" w:w="1417"/>
+          </w:tcPr>
+          <w:p>
+            <w:r>
+              <w:rPr>
+                <w:sz w:val="17"/>
+              </w:rPr>
+            </w:r>
+            <w:r>
+              <w:rPr>
+                <w:rFonts w:ascii="Yu Gothic" w:hAnsi="Yu Gothic" w:eastAsia="Yu Gothic"/>
+                <w:sz w:val="17"/>
               </w:rPr>
               <w:t>実装者（AI レビューエージェント併用）</w:t>
             </w:r>
@@ -3392,18 +3392,18 @@
         </w:tc>
         <w:tc>
           <w:tcPr>
-            <w:tcW w:type="dxa" w:w="1234"/>
-          </w:tcPr>
-          <w:p>
-            <w:r>
-              <w:rPr>
-                <w:sz w:val="18"/>
-              </w:rPr>
-            </w:r>
-            <w:r>
-              <w:rPr>
-                <w:rFonts w:ascii="Yu Gothic" w:hAnsi="Yu Gothic" w:eastAsia="Yu Gothic"/>
-                <w:sz w:val="18"/>
+            <w:tcW w:type="dxa" w:w="1417"/>
+          </w:tcPr>
+          <w:p>
+            <w:r>
+              <w:rPr>
+                <w:sz w:val="17"/>
+              </w:rPr>
+            </w:r>
+            <w:r>
+              <w:rPr>
+                <w:rFonts w:ascii="Yu Gothic" w:hAnsi="Yu Gothic" w:eastAsia="Yu Gothic"/>
+                <w:sz w:val="17"/>
               </w:rPr>
               <w:t>HTML/JS/CSS 変更を伴うコミット前・L1/L2 green</w:t>
             </w:r>
@@ -3411,18 +3411,18 @@
         </w:tc>
         <w:tc>
           <w:tcPr>
-            <w:tcW w:type="dxa" w:w="1234"/>
-          </w:tcPr>
-          <w:p>
-            <w:r>
-              <w:rPr>
-                <w:sz w:val="18"/>
-              </w:rPr>
-            </w:r>
-            <w:r>
-              <w:rPr>
-                <w:rFonts w:ascii="Yu Gothic" w:hAnsi="Yu Gothic" w:eastAsia="Yu Gothic"/>
-                <w:sz w:val="18"/>
+            <w:tcW w:type="dxa" w:w="1417"/>
+          </w:tcPr>
+          <w:p>
+            <w:r>
+              <w:rPr>
+                <w:sz w:val="17"/>
+              </w:rPr>
+            </w:r>
+            <w:r>
+              <w:rPr>
+                <w:rFonts w:ascii="Yu Gothic" w:hAnsi="Yu Gothic" w:eastAsia="Yu Gothic"/>
+                <w:sz w:val="17"/>
               </w:rPr>
               <w:t>全 PASS・console error ゼロ・スクリーンショット証跡保存</w:t>
             </w:r>
@@ -3430,18 +3430,18 @@
         </w:tc>
         <w:tc>
           <w:tcPr>
-            <w:tcW w:type="dxa" w:w="1234"/>
-          </w:tcPr>
-          <w:p>
-            <w:r>
-              <w:rPr>
-                <w:sz w:val="18"/>
+            <w:tcW w:type="dxa" w:w="1417"/>
+          </w:tcPr>
+          <w:p>
+            <w:r>
+              <w:rPr>
+                <w:sz w:val="17"/>
               </w:rPr>
             </w:r>
             <w:r>
               <w:rPr>
                 <w:rFonts w:ascii="Consolas" w:hAnsi="Consolas" w:eastAsia="Consolas"/>
-                <w:sz w:val="18"/>
+                <w:sz w:val="17"/>
               </w:rPr>
               <w:t>make verify-ui</w:t>
             </w:r>
@@ -3451,18 +3451,18 @@
       <w:tr>
         <w:tc>
           <w:tcPr>
-            <w:tcW w:type="dxa" w:w="1234"/>
-          </w:tcPr>
-          <w:p>
-            <w:r>
-              <w:rPr>
-                <w:sz w:val="18"/>
-              </w:rPr>
-            </w:r>
-            <w:r>
-              <w:rPr>
-                <w:rFonts w:ascii="Yu Gothic" w:hAnsi="Yu Gothic" w:eastAsia="Yu Gothic"/>
-                <w:sz w:val="18"/>
+            <w:tcW w:type="dxa" w:w="1417"/>
+          </w:tcPr>
+          <w:p>
+            <w:r>
+              <w:rPr>
+                <w:sz w:val="17"/>
+              </w:rPr>
+            </w:r>
+            <w:r>
+              <w:rPr>
+                <w:rFonts w:ascii="Yu Gothic" w:hAnsi="Yu Gothic" w:eastAsia="Yu Gothic"/>
+                <w:sz w:val="17"/>
               </w:rPr>
               <w:t>L4</w:t>
             </w:r>
@@ -3470,18 +3470,18 @@
         </w:tc>
         <w:tc>
           <w:tcPr>
-            <w:tcW w:type="dxa" w:w="1234"/>
-          </w:tcPr>
-          <w:p>
-            <w:r>
-              <w:rPr>
-                <w:sz w:val="18"/>
-              </w:rPr>
-            </w:r>
-            <w:r>
-              <w:rPr>
-                <w:rFonts w:ascii="Yu Gothic" w:hAnsi="Yu Gothic" w:eastAsia="Yu Gothic"/>
-                <w:sz w:val="18"/>
+            <w:tcW w:type="dxa" w:w="1417"/>
+          </w:tcPr>
+          <w:p>
+            <w:r>
+              <w:rPr>
+                <w:sz w:val="17"/>
+              </w:rPr>
+            </w:r>
+            <w:r>
+              <w:rPr>
+                <w:rFonts w:ascii="Yu Gothic" w:hAnsi="Yu Gothic" w:eastAsia="Yu Gothic"/>
+                <w:sz w:val="17"/>
               </w:rPr>
               <w:t>受入テスト（UAT）</w:t>
             </w:r>
@@ -3489,18 +3489,18 @@
         </w:tc>
         <w:tc>
           <w:tcPr>
-            <w:tcW w:type="dxa" w:w="1234"/>
-          </w:tcPr>
-          <w:p>
-            <w:r>
-              <w:rPr>
-                <w:sz w:val="18"/>
-              </w:rPr>
-            </w:r>
-            <w:r>
-              <w:rPr>
-                <w:rFonts w:ascii="Yu Gothic" w:hAnsi="Yu Gothic" w:eastAsia="Yu Gothic"/>
-                <w:sz w:val="18"/>
+            <w:tcW w:type="dxa" w:w="1417"/>
+          </w:tcPr>
+          <w:p>
+            <w:r>
+              <w:rPr>
+                <w:sz w:val="17"/>
+              </w:rPr>
+            </w:r>
+            <w:r>
+              <w:rPr>
+                <w:rFonts w:ascii="Yu Gothic" w:hAnsi="Yu Gothic" w:eastAsia="Yu Gothic"/>
+                <w:sz w:val="17"/>
               </w:rPr>
               <w:t>ユーザーストーリー・非機能（使いやすさ）の確認</w:t>
             </w:r>
@@ -3508,18 +3508,18 @@
         </w:tc>
         <w:tc>
           <w:tcPr>
-            <w:tcW w:type="dxa" w:w="1234"/>
-          </w:tcPr>
-          <w:p>
-            <w:r>
-              <w:rPr>
-                <w:sz w:val="18"/>
-              </w:rPr>
-            </w:r>
-            <w:r>
-              <w:rPr>
-                <w:rFonts w:ascii="Yu Gothic" w:hAnsi="Yu Gothic" w:eastAsia="Yu Gothic"/>
-                <w:sz w:val="18"/>
+            <w:tcW w:type="dxa" w:w="1417"/>
+          </w:tcPr>
+          <w:p>
+            <w:r>
+              <w:rPr>
+                <w:sz w:val="17"/>
+              </w:rPr>
+            </w:r>
+            <w:r>
+              <w:rPr>
+                <w:rFonts w:ascii="Yu Gothic" w:hAnsi="Yu Gothic" w:eastAsia="Yu Gothic"/>
+                <w:sz w:val="17"/>
               </w:rPr>
               <w:t>プロダクトオーナー（配布先ユーザー含む）</w:t>
             </w:r>
@@ -3527,18 +3527,18 @@
         </w:tc>
         <w:tc>
           <w:tcPr>
-            <w:tcW w:type="dxa" w:w="1234"/>
-          </w:tcPr>
-          <w:p>
-            <w:r>
-              <w:rPr>
-                <w:sz w:val="18"/>
-              </w:rPr>
-            </w:r>
-            <w:r>
-              <w:rPr>
-                <w:rFonts w:ascii="Yu Gothic" w:hAnsi="Yu Gothic" w:eastAsia="Yu Gothic"/>
-                <w:sz w:val="18"/>
+            <w:tcW w:type="dxa" w:w="1417"/>
+          </w:tcPr>
+          <w:p>
+            <w:r>
+              <w:rPr>
+                <w:sz w:val="17"/>
+              </w:rPr>
+            </w:r>
+            <w:r>
+              <w:rPr>
+                <w:rFonts w:ascii="Yu Gothic" w:hAnsi="Yu Gothic" w:eastAsia="Yu Gothic"/>
+                <w:sz w:val="17"/>
               </w:rPr>
               <w:t>新機能リリース時・大幅 UI 変更時・L1〜L3 green</w:t>
             </w:r>
@@ -3546,18 +3546,18 @@
         </w:tc>
         <w:tc>
           <w:tcPr>
-            <w:tcW w:type="dxa" w:w="1234"/>
-          </w:tcPr>
-          <w:p>
-            <w:r>
-              <w:rPr>
-                <w:sz w:val="18"/>
-              </w:rPr>
-            </w:r>
-            <w:r>
-              <w:rPr>
-                <w:rFonts w:ascii="Yu Gothic" w:hAnsi="Yu Gothic" w:eastAsia="Yu Gothic"/>
-                <w:sz w:val="18"/>
+            <w:tcW w:type="dxa" w:w="1417"/>
+          </w:tcPr>
+          <w:p>
+            <w:r>
+              <w:rPr>
+                <w:sz w:val="17"/>
+              </w:rPr>
+            </w:r>
+            <w:r>
+              <w:rPr>
+                <w:rFonts w:ascii="Yu Gothic" w:hAnsi="Yu Gothic" w:eastAsia="Yu Gothic"/>
+                <w:sz w:val="17"/>
               </w:rPr>
               <w:t>利用者の確認・承認完了</w:t>
             </w:r>
@@ -3565,32 +3565,32 @@
         </w:tc>
         <w:tc>
           <w:tcPr>
-            <w:tcW w:type="dxa" w:w="1234"/>
-          </w:tcPr>
-          <w:p>
-            <w:r>
-              <w:rPr>
-                <w:sz w:val="18"/>
-              </w:rPr>
-            </w:r>
-            <w:r>
-              <w:rPr>
-                <w:rFonts w:ascii="Yu Gothic" w:hAnsi="Yu Gothic" w:eastAsia="Yu Gothic"/>
-                <w:sz w:val="18"/>
+            <w:tcW w:type="dxa" w:w="1417"/>
+          </w:tcPr>
+          <w:p>
+            <w:r>
+              <w:rPr>
+                <w:sz w:val="17"/>
+              </w:rPr>
+            </w:r>
+            <w:r>
+              <w:rPr>
+                <w:rFonts w:ascii="Yu Gothic" w:hAnsi="Yu Gothic" w:eastAsia="Yu Gothic"/>
+                <w:sz w:val="17"/>
               </w:rPr>
               <w:t>手動（</w:t>
             </w:r>
             <w:r>
               <w:rPr>
                 <w:rFonts w:ascii="Consolas" w:hAnsi="Consolas" w:eastAsia="Consolas"/>
-                <w:sz w:val="18"/>
+                <w:sz w:val="17"/>
               </w:rPr>
               <w:t>WS2D-AT-001</w:t>
             </w:r>
             <w:r>
               <w:rPr>
                 <w:rFonts w:ascii="Yu Gothic" w:hAnsi="Yu Gothic" w:eastAsia="Yu Gothic"/>
-                <w:sz w:val="18"/>
+                <w:sz w:val="17"/>
               </w:rPr>
               <w:t>）</w:t>
             </w:r>
@@ -3635,18 +3635,18 @@
       <w:tblPr>
         <w:tblStyle w:val="TableGrid"/>
         <w:tblW w:type="auto" w:w="0"/>
-        <w:tblLayout w:type="autofit"/>
+        <w:tblLayout w:type="fixed"/>
         <w:tblLook w:firstColumn="1" w:firstRow="1" w:lastColumn="0" w:lastRow="0" w:noHBand="0" w:noVBand="1" w:val="04A0"/>
       </w:tblPr>
       <w:tblGrid>
-        <w:gridCol w:w="2880"/>
-        <w:gridCol w:w="2880"/>
-        <w:gridCol w:w="2880"/>
+        <w:gridCol w:w="3307"/>
+        <w:gridCol w:w="3307"/>
+        <w:gridCol w:w="3307"/>
       </w:tblGrid>
       <w:tr>
         <w:tc>
           <w:tcPr>
-            <w:tcW w:type="dxa" w:w="2880"/>
+            <w:tcW w:type="dxa" w:w="3307"/>
             <w:shd w:fill="D9E2F3"/>
           </w:tcPr>
           <w:p>
@@ -3668,7 +3668,7 @@
         </w:tc>
         <w:tc>
           <w:tcPr>
-            <w:tcW w:type="dxa" w:w="2880"/>
+            <w:tcW w:type="dxa" w:w="3307"/>
             <w:shd w:fill="D9E2F3"/>
           </w:tcPr>
           <w:p>
@@ -3690,7 +3690,7 @@
         </w:tc>
         <w:tc>
           <w:tcPr>
-            <w:tcW w:type="dxa" w:w="2880"/>
+            <w:tcW w:type="dxa" w:w="3307"/>
             <w:shd w:fill="D9E2F3"/>
           </w:tcPr>
           <w:p>
@@ -3714,7 +3714,7 @@
       <w:tr>
         <w:tc>
           <w:tcPr>
-            <w:tcW w:type="dxa" w:w="2880"/>
+            <w:tcW w:type="dxa" w:w="3307"/>
           </w:tcPr>
           <w:p>
             <w:r>
@@ -3733,7 +3733,7 @@
         </w:tc>
         <w:tc>
           <w:tcPr>
-            <w:tcW w:type="dxa" w:w="2880"/>
+            <w:tcW w:type="dxa" w:w="3307"/>
           </w:tcPr>
           <w:p>
             <w:r>
@@ -3752,7 +3752,7 @@
         </w:tc>
         <w:tc>
           <w:tcPr>
-            <w:tcW w:type="dxa" w:w="2880"/>
+            <w:tcW w:type="dxa" w:w="3307"/>
           </w:tcPr>
           <w:p>
             <w:r>
@@ -3773,7 +3773,7 @@
       <w:tr>
         <w:tc>
           <w:tcPr>
-            <w:tcW w:type="dxa" w:w="2880"/>
+            <w:tcW w:type="dxa" w:w="3307"/>
           </w:tcPr>
           <w:p>
             <w:r>
@@ -3792,7 +3792,7 @@
         </w:tc>
         <w:tc>
           <w:tcPr>
-            <w:tcW w:type="dxa" w:w="2880"/>
+            <w:tcW w:type="dxa" w:w="3307"/>
           </w:tcPr>
           <w:p>
             <w:r>
@@ -3811,7 +3811,7 @@
         </w:tc>
         <w:tc>
           <w:tcPr>
-            <w:tcW w:type="dxa" w:w="2880"/>
+            <w:tcW w:type="dxa" w:w="3307"/>
           </w:tcPr>
           <w:p>
             <w:r>
@@ -3832,7 +3832,7 @@
       <w:tr>
         <w:tc>
           <w:tcPr>
-            <w:tcW w:type="dxa" w:w="2880"/>
+            <w:tcW w:type="dxa" w:w="3307"/>
           </w:tcPr>
           <w:p>
             <w:r>
@@ -3851,7 +3851,7 @@
         </w:tc>
         <w:tc>
           <w:tcPr>
-            <w:tcW w:type="dxa" w:w="2880"/>
+            <w:tcW w:type="dxa" w:w="3307"/>
           </w:tcPr>
           <w:p>
             <w:r>
@@ -3870,7 +3870,7 @@
         </w:tc>
         <w:tc>
           <w:tcPr>
-            <w:tcW w:type="dxa" w:w="2880"/>
+            <w:tcW w:type="dxa" w:w="3307"/>
           </w:tcPr>
           <w:p>
             <w:r>
@@ -3891,7 +3891,7 @@
       <w:tr>
         <w:tc>
           <w:tcPr>
-            <w:tcW w:type="dxa" w:w="2880"/>
+            <w:tcW w:type="dxa" w:w="3307"/>
           </w:tcPr>
           <w:p>
             <w:r>
@@ -3938,7 +3938,7 @@
         </w:tc>
         <w:tc>
           <w:tcPr>
-            <w:tcW w:type="dxa" w:w="2880"/>
+            <w:tcW w:type="dxa" w:w="3307"/>
           </w:tcPr>
           <w:p>
             <w:r>
@@ -3957,7 +3957,7 @@
         </w:tc>
         <w:tc>
           <w:tcPr>
-            <w:tcW w:type="dxa" w:w="2880"/>
+            <w:tcW w:type="dxa" w:w="3307"/>
           </w:tcPr>
           <w:p>
             <w:r>
@@ -3978,7 +3978,7 @@
       <w:tr>
         <w:tc>
           <w:tcPr>
-            <w:tcW w:type="dxa" w:w="2880"/>
+            <w:tcW w:type="dxa" w:w="3307"/>
           </w:tcPr>
           <w:p>
             <w:r>
@@ -3997,7 +3997,7 @@
         </w:tc>
         <w:tc>
           <w:tcPr>
-            <w:tcW w:type="dxa" w:w="2880"/>
+            <w:tcW w:type="dxa" w:w="3307"/>
           </w:tcPr>
           <w:p>
             <w:r>
@@ -4016,7 +4016,7 @@
         </w:tc>
         <w:tc>
           <w:tcPr>
-            <w:tcW w:type="dxa" w:w="2880"/>
+            <w:tcW w:type="dxa" w:w="3307"/>
           </w:tcPr>
           <w:p>
             <w:r>
@@ -4037,7 +4037,7 @@
       <w:tr>
         <w:tc>
           <w:tcPr>
-            <w:tcW w:type="dxa" w:w="2880"/>
+            <w:tcW w:type="dxa" w:w="3307"/>
           </w:tcPr>
           <w:p>
             <w:r>
@@ -4070,7 +4070,7 @@
         </w:tc>
         <w:tc>
           <w:tcPr>
-            <w:tcW w:type="dxa" w:w="2880"/>
+            <w:tcW w:type="dxa" w:w="3307"/>
           </w:tcPr>
           <w:p>
             <w:r>
@@ -4089,7 +4089,7 @@
         </w:tc>
         <w:tc>
           <w:tcPr>
-            <w:tcW w:type="dxa" w:w="2880"/>
+            <w:tcW w:type="dxa" w:w="3307"/>
           </w:tcPr>
           <w:p>
             <w:r>
@@ -4272,35 +4272,35 @@
       <w:tblPr>
         <w:tblStyle w:val="TableGrid"/>
         <w:tblW w:type="auto" w:w="0"/>
-        <w:tblLayout w:type="autofit"/>
+        <w:tblLayout w:type="fixed"/>
         <w:tblLook w:firstColumn="1" w:firstRow="1" w:lastColumn="0" w:lastRow="0" w:noHBand="0" w:noVBand="1" w:val="04A0"/>
       </w:tblPr>
       <w:tblGrid>
-        <w:gridCol w:w="1440"/>
-        <w:gridCol w:w="1440"/>
-        <w:gridCol w:w="1440"/>
-        <w:gridCol w:w="1440"/>
-        <w:gridCol w:w="1440"/>
-        <w:gridCol w:w="1440"/>
+        <w:gridCol w:w="1654"/>
+        <w:gridCol w:w="1654"/>
+        <w:gridCol w:w="1654"/>
+        <w:gridCol w:w="1654"/>
+        <w:gridCol w:w="1654"/>
+        <w:gridCol w:w="1654"/>
       </w:tblGrid>
       <w:tr>
         <w:tc>
           <w:tcPr>
-            <w:tcW w:type="dxa" w:w="1440"/>
+            <w:tcW w:type="dxa" w:w="1654"/>
             <w:shd w:fill="D9E2F3"/>
           </w:tcPr>
           <w:p>
             <w:r>
               <w:rPr>
                 <w:b/>
-                <w:sz w:val="18"/>
+                <w:sz w:val="17"/>
               </w:rPr>
             </w:r>
             <w:r>
               <w:rPr>
                 <w:rFonts w:ascii="Yu Gothic" w:hAnsi="Yu Gothic" w:eastAsia="Yu Gothic"/>
                 <w:b/>
-                <w:sz w:val="18"/>
+                <w:sz w:val="17"/>
               </w:rPr>
               <w:t>テストタイプ</w:t>
             </w:r>
@@ -4308,21 +4308,21 @@
         </w:tc>
         <w:tc>
           <w:tcPr>
-            <w:tcW w:type="dxa" w:w="1440"/>
+            <w:tcW w:type="dxa" w:w="1654"/>
             <w:shd w:fill="D9E2F3"/>
           </w:tcPr>
           <w:p>
             <w:r>
               <w:rPr>
                 <w:b/>
-                <w:sz w:val="18"/>
+                <w:sz w:val="17"/>
               </w:rPr>
             </w:r>
             <w:r>
               <w:rPr>
                 <w:rFonts w:ascii="Yu Gothic" w:hAnsi="Yu Gothic" w:eastAsia="Yu Gothic"/>
                 <w:b/>
-                <w:sz w:val="18"/>
+                <w:sz w:val="17"/>
               </w:rPr>
               <w:t>L1</w:t>
             </w:r>
@@ -4330,21 +4330,21 @@
         </w:tc>
         <w:tc>
           <w:tcPr>
-            <w:tcW w:type="dxa" w:w="1440"/>
+            <w:tcW w:type="dxa" w:w="1654"/>
             <w:shd w:fill="D9E2F3"/>
           </w:tcPr>
           <w:p>
             <w:r>
               <w:rPr>
                 <w:b/>
-                <w:sz w:val="18"/>
+                <w:sz w:val="17"/>
               </w:rPr>
             </w:r>
             <w:r>
               <w:rPr>
                 <w:rFonts w:ascii="Yu Gothic" w:hAnsi="Yu Gothic" w:eastAsia="Yu Gothic"/>
                 <w:b/>
-                <w:sz w:val="18"/>
+                <w:sz w:val="17"/>
               </w:rPr>
               <w:t>L2</w:t>
             </w:r>
@@ -4352,21 +4352,21 @@
         </w:tc>
         <w:tc>
           <w:tcPr>
-            <w:tcW w:type="dxa" w:w="1440"/>
+            <w:tcW w:type="dxa" w:w="1654"/>
             <w:shd w:fill="D9E2F3"/>
           </w:tcPr>
           <w:p>
             <w:r>
               <w:rPr>
                 <w:b/>
-                <w:sz w:val="18"/>
+                <w:sz w:val="17"/>
               </w:rPr>
             </w:r>
             <w:r>
               <w:rPr>
                 <w:rFonts w:ascii="Yu Gothic" w:hAnsi="Yu Gothic" w:eastAsia="Yu Gothic"/>
                 <w:b/>
-                <w:sz w:val="18"/>
+                <w:sz w:val="17"/>
               </w:rPr>
               <w:t>L3</w:t>
             </w:r>
@@ -4374,21 +4374,21 @@
         </w:tc>
         <w:tc>
           <w:tcPr>
-            <w:tcW w:type="dxa" w:w="1440"/>
+            <w:tcW w:type="dxa" w:w="1654"/>
             <w:shd w:fill="D9E2F3"/>
           </w:tcPr>
           <w:p>
             <w:r>
               <w:rPr>
                 <w:b/>
-                <w:sz w:val="18"/>
+                <w:sz w:val="17"/>
               </w:rPr>
             </w:r>
             <w:r>
               <w:rPr>
                 <w:rFonts w:ascii="Yu Gothic" w:hAnsi="Yu Gothic" w:eastAsia="Yu Gothic"/>
                 <w:b/>
-                <w:sz w:val="18"/>
+                <w:sz w:val="17"/>
               </w:rPr>
               <w:t>L4</w:t>
             </w:r>
@@ -4396,21 +4396,21 @@
         </w:tc>
         <w:tc>
           <w:tcPr>
-            <w:tcW w:type="dxa" w:w="1440"/>
+            <w:tcW w:type="dxa" w:w="1654"/>
             <w:shd w:fill="D9E2F3"/>
           </w:tcPr>
           <w:p>
             <w:r>
               <w:rPr>
                 <w:b/>
-                <w:sz w:val="18"/>
+                <w:sz w:val="17"/>
               </w:rPr>
             </w:r>
             <w:r>
               <w:rPr>
                 <w:rFonts w:ascii="Yu Gothic" w:hAnsi="Yu Gothic" w:eastAsia="Yu Gothic"/>
                 <w:b/>
-                <w:sz w:val="18"/>
+                <w:sz w:val="17"/>
               </w:rPr>
               <w:t>実施状況</w:t>
             </w:r>
@@ -4420,18 +4420,18 @@
       <w:tr>
         <w:tc>
           <w:tcPr>
-            <w:tcW w:type="dxa" w:w="1440"/>
-          </w:tcPr>
-          <w:p>
-            <w:r>
-              <w:rPr>
-                <w:sz w:val="18"/>
-              </w:rPr>
-            </w:r>
-            <w:r>
-              <w:rPr>
-                <w:rFonts w:ascii="Yu Gothic" w:hAnsi="Yu Gothic" w:eastAsia="Yu Gothic"/>
-                <w:sz w:val="18"/>
+            <w:tcW w:type="dxa" w:w="1654"/>
+          </w:tcPr>
+          <w:p>
+            <w:r>
+              <w:rPr>
+                <w:sz w:val="17"/>
+              </w:rPr>
+            </w:r>
+            <w:r>
+              <w:rPr>
+                <w:rFonts w:ascii="Yu Gothic" w:hAnsi="Yu Gothic" w:eastAsia="Yu Gothic"/>
+                <w:sz w:val="17"/>
               </w:rPr>
               <w:t>機能テスト</w:t>
             </w:r>
@@ -4439,18 +4439,18 @@
         </w:tc>
         <w:tc>
           <w:tcPr>
-            <w:tcW w:type="dxa" w:w="1440"/>
-          </w:tcPr>
-          <w:p>
-            <w:r>
-              <w:rPr>
-                <w:sz w:val="18"/>
-              </w:rPr>
-            </w:r>
-            <w:r>
-              <w:rPr>
-                <w:rFonts w:ascii="Yu Gothic" w:hAnsi="Yu Gothic" w:eastAsia="Yu Gothic"/>
-                <w:sz w:val="18"/>
+            <w:tcW w:type="dxa" w:w="1654"/>
+          </w:tcPr>
+          <w:p>
+            <w:r>
+              <w:rPr>
+                <w:sz w:val="17"/>
+              </w:rPr>
+            </w:r>
+            <w:r>
+              <w:rPr>
+                <w:rFonts w:ascii="Yu Gothic" w:hAnsi="Yu Gothic" w:eastAsia="Yu Gothic"/>
+                <w:sz w:val="17"/>
               </w:rPr>
               <w:t>✓</w:t>
             </w:r>
@@ -4458,18 +4458,18 @@
         </w:tc>
         <w:tc>
           <w:tcPr>
-            <w:tcW w:type="dxa" w:w="1440"/>
-          </w:tcPr>
-          <w:p>
-            <w:r>
-              <w:rPr>
-                <w:sz w:val="18"/>
-              </w:rPr>
-            </w:r>
-            <w:r>
-              <w:rPr>
-                <w:rFonts w:ascii="Yu Gothic" w:hAnsi="Yu Gothic" w:eastAsia="Yu Gothic"/>
-                <w:sz w:val="18"/>
+            <w:tcW w:type="dxa" w:w="1654"/>
+          </w:tcPr>
+          <w:p>
+            <w:r>
+              <w:rPr>
+                <w:sz w:val="17"/>
+              </w:rPr>
+            </w:r>
+            <w:r>
+              <w:rPr>
+                <w:rFonts w:ascii="Yu Gothic" w:hAnsi="Yu Gothic" w:eastAsia="Yu Gothic"/>
+                <w:sz w:val="17"/>
               </w:rPr>
               <w:t>✓</w:t>
             </w:r>
@@ -4477,18 +4477,18 @@
         </w:tc>
         <w:tc>
           <w:tcPr>
-            <w:tcW w:type="dxa" w:w="1440"/>
-          </w:tcPr>
-          <w:p>
-            <w:r>
-              <w:rPr>
-                <w:sz w:val="18"/>
-              </w:rPr>
-            </w:r>
-            <w:r>
-              <w:rPr>
-                <w:rFonts w:ascii="Yu Gothic" w:hAnsi="Yu Gothic" w:eastAsia="Yu Gothic"/>
-                <w:sz w:val="18"/>
+            <w:tcW w:type="dxa" w:w="1654"/>
+          </w:tcPr>
+          <w:p>
+            <w:r>
+              <w:rPr>
+                <w:sz w:val="17"/>
+              </w:rPr>
+            </w:r>
+            <w:r>
+              <w:rPr>
+                <w:rFonts w:ascii="Yu Gothic" w:hAnsi="Yu Gothic" w:eastAsia="Yu Gothic"/>
+                <w:sz w:val="17"/>
               </w:rPr>
               <w:t>✓</w:t>
             </w:r>
@@ -4496,18 +4496,18 @@
         </w:tc>
         <w:tc>
           <w:tcPr>
-            <w:tcW w:type="dxa" w:w="1440"/>
-          </w:tcPr>
-          <w:p>
-            <w:r>
-              <w:rPr>
-                <w:sz w:val="18"/>
-              </w:rPr>
-            </w:r>
-            <w:r>
-              <w:rPr>
-                <w:rFonts w:ascii="Yu Gothic" w:hAnsi="Yu Gothic" w:eastAsia="Yu Gothic"/>
-                <w:sz w:val="18"/>
+            <w:tcW w:type="dxa" w:w="1654"/>
+          </w:tcPr>
+          <w:p>
+            <w:r>
+              <w:rPr>
+                <w:sz w:val="17"/>
+              </w:rPr>
+            </w:r>
+            <w:r>
+              <w:rPr>
+                <w:rFonts w:ascii="Yu Gothic" w:hAnsi="Yu Gothic" w:eastAsia="Yu Gothic"/>
+                <w:sz w:val="17"/>
               </w:rPr>
               <w:t>✓</w:t>
             </w:r>
@@ -4515,18 +4515,18 @@
         </w:tc>
         <w:tc>
           <w:tcPr>
-            <w:tcW w:type="dxa" w:w="1440"/>
-          </w:tcPr>
-          <w:p>
-            <w:r>
-              <w:rPr>
-                <w:sz w:val="18"/>
-              </w:rPr>
-            </w:r>
-            <w:r>
-              <w:rPr>
-                <w:rFonts w:ascii="Yu Gothic" w:hAnsi="Yu Gothic" w:eastAsia="Yu Gothic"/>
-                <w:sz w:val="18"/>
+            <w:tcW w:type="dxa" w:w="1654"/>
+          </w:tcPr>
+          <w:p>
+            <w:r>
+              <w:rPr>
+                <w:sz w:val="17"/>
+              </w:rPr>
+            </w:r>
+            <w:r>
+              <w:rPr>
+                <w:rFonts w:ascii="Yu Gothic" w:hAnsi="Yu Gothic" w:eastAsia="Yu Gothic"/>
+                <w:sz w:val="17"/>
               </w:rPr>
               <w:t>実施（全レベル）</w:t>
             </w:r>
@@ -4536,18 +4536,18 @@
       <w:tr>
         <w:tc>
           <w:tcPr>
-            <w:tcW w:type="dxa" w:w="1440"/>
-          </w:tcPr>
-          <w:p>
-            <w:r>
-              <w:rPr>
-                <w:sz w:val="18"/>
-              </w:rPr>
-            </w:r>
-            <w:r>
-              <w:rPr>
-                <w:rFonts w:ascii="Yu Gothic" w:hAnsi="Yu Gothic" w:eastAsia="Yu Gothic"/>
-                <w:sz w:val="18"/>
+            <w:tcW w:type="dxa" w:w="1654"/>
+          </w:tcPr>
+          <w:p>
+            <w:r>
+              <w:rPr>
+                <w:sz w:val="17"/>
+              </w:rPr>
+            </w:r>
+            <w:r>
+              <w:rPr>
+                <w:rFonts w:ascii="Yu Gothic" w:hAnsi="Yu Gothic" w:eastAsia="Yu Gothic"/>
+                <w:sz w:val="17"/>
               </w:rPr>
               <w:t>回帰テスト</w:t>
             </w:r>
@@ -4555,18 +4555,18 @@
         </w:tc>
         <w:tc>
           <w:tcPr>
-            <w:tcW w:type="dxa" w:w="1440"/>
-          </w:tcPr>
-          <w:p>
-            <w:r>
-              <w:rPr>
-                <w:sz w:val="18"/>
-              </w:rPr>
-            </w:r>
-            <w:r>
-              <w:rPr>
-                <w:rFonts w:ascii="Yu Gothic" w:hAnsi="Yu Gothic" w:eastAsia="Yu Gothic"/>
-                <w:sz w:val="18"/>
+            <w:tcW w:type="dxa" w:w="1654"/>
+          </w:tcPr>
+          <w:p>
+            <w:r>
+              <w:rPr>
+                <w:sz w:val="17"/>
+              </w:rPr>
+            </w:r>
+            <w:r>
+              <w:rPr>
+                <w:rFonts w:ascii="Yu Gothic" w:hAnsi="Yu Gothic" w:eastAsia="Yu Gothic"/>
+                <w:sz w:val="17"/>
               </w:rPr>
               <w:t>✓</w:t>
             </w:r>
@@ -4574,18 +4574,18 @@
         </w:tc>
         <w:tc>
           <w:tcPr>
-            <w:tcW w:type="dxa" w:w="1440"/>
-          </w:tcPr>
-          <w:p>
-            <w:r>
-              <w:rPr>
-                <w:sz w:val="18"/>
-              </w:rPr>
-            </w:r>
-            <w:r>
-              <w:rPr>
-                <w:rFonts w:ascii="Yu Gothic" w:hAnsi="Yu Gothic" w:eastAsia="Yu Gothic"/>
-                <w:sz w:val="18"/>
+            <w:tcW w:type="dxa" w:w="1654"/>
+          </w:tcPr>
+          <w:p>
+            <w:r>
+              <w:rPr>
+                <w:sz w:val="17"/>
+              </w:rPr>
+            </w:r>
+            <w:r>
+              <w:rPr>
+                <w:rFonts w:ascii="Yu Gothic" w:hAnsi="Yu Gothic" w:eastAsia="Yu Gothic"/>
+                <w:sz w:val="17"/>
               </w:rPr>
               <w:t>✓</w:t>
             </w:r>
@@ -4593,18 +4593,18 @@
         </w:tc>
         <w:tc>
           <w:tcPr>
-            <w:tcW w:type="dxa" w:w="1440"/>
-          </w:tcPr>
-          <w:p>
-            <w:r>
-              <w:rPr>
-                <w:sz w:val="18"/>
-              </w:rPr>
-            </w:r>
-            <w:r>
-              <w:rPr>
-                <w:rFonts w:ascii="Yu Gothic" w:hAnsi="Yu Gothic" w:eastAsia="Yu Gothic"/>
-                <w:sz w:val="18"/>
+            <w:tcW w:type="dxa" w:w="1654"/>
+          </w:tcPr>
+          <w:p>
+            <w:r>
+              <w:rPr>
+                <w:sz w:val="17"/>
+              </w:rPr>
+            </w:r>
+            <w:r>
+              <w:rPr>
+                <w:rFonts w:ascii="Yu Gothic" w:hAnsi="Yu Gothic" w:eastAsia="Yu Gothic"/>
+                <w:sz w:val="17"/>
               </w:rPr>
               <w:t>✓（ビジュアル回帰・XSS回帰）</w:t>
             </w:r>
@@ -4612,18 +4612,18 @@
         </w:tc>
         <w:tc>
           <w:tcPr>
-            <w:tcW w:type="dxa" w:w="1440"/>
-          </w:tcPr>
-          <w:p>
-            <w:r>
-              <w:rPr>
-                <w:sz w:val="18"/>
-              </w:rPr>
-            </w:r>
-            <w:r>
-              <w:rPr>
-                <w:rFonts w:ascii="Yu Gothic" w:hAnsi="Yu Gothic" w:eastAsia="Yu Gothic"/>
-                <w:sz w:val="18"/>
+            <w:tcW w:type="dxa" w:w="1654"/>
+          </w:tcPr>
+          <w:p>
+            <w:r>
+              <w:rPr>
+                <w:sz w:val="17"/>
+              </w:rPr>
+            </w:r>
+            <w:r>
+              <w:rPr>
+                <w:rFonts w:ascii="Yu Gothic" w:hAnsi="Yu Gothic" w:eastAsia="Yu Gothic"/>
+                <w:sz w:val="17"/>
               </w:rPr>
               <w:t>—</w:t>
             </w:r>
@@ -4631,46 +4631,46 @@
         </w:tc>
         <w:tc>
           <w:tcPr>
-            <w:tcW w:type="dxa" w:w="1440"/>
-          </w:tcPr>
-          <w:p>
-            <w:r>
-              <w:rPr>
-                <w:sz w:val="18"/>
-              </w:rPr>
-            </w:r>
-            <w:r>
-              <w:rPr>
-                <w:rFonts w:ascii="Yu Gothic" w:hAnsi="Yu Gothic" w:eastAsia="Yu Gothic"/>
-                <w:sz w:val="18"/>
+            <w:tcW w:type="dxa" w:w="1654"/>
+          </w:tcPr>
+          <w:p>
+            <w:r>
+              <w:rPr>
+                <w:sz w:val="17"/>
+              </w:rPr>
+            </w:r>
+            <w:r>
+              <w:rPr>
+                <w:rFonts w:ascii="Yu Gothic" w:hAnsi="Yu Gothic" w:eastAsia="Yu Gothic"/>
+                <w:sz w:val="17"/>
               </w:rPr>
               <w:t>実施（</w:t>
             </w:r>
             <w:r>
               <w:rPr>
                 <w:rFonts w:ascii="Consolas" w:hAnsi="Consolas" w:eastAsia="Consolas"/>
-                <w:sz w:val="18"/>
+                <w:sz w:val="17"/>
               </w:rPr>
               <w:t>test_visual_regression_e2e.py</w:t>
             </w:r>
             <w:r>
               <w:rPr>
                 <w:rFonts w:ascii="Yu Gothic" w:hAnsi="Yu Gothic" w:eastAsia="Yu Gothic"/>
-                <w:sz w:val="18"/>
+                <w:sz w:val="17"/>
               </w:rPr>
               <w:t>、</w:t>
             </w:r>
             <w:r>
               <w:rPr>
                 <w:rFonts w:ascii="Consolas" w:hAnsi="Consolas" w:eastAsia="Consolas"/>
-                <w:sz w:val="18"/>
+                <w:sz w:val="17"/>
               </w:rPr>
               <w:t>test_xss_regression_e2e.py</w:t>
             </w:r>
             <w:r>
               <w:rPr>
                 <w:rFonts w:ascii="Yu Gothic" w:hAnsi="Yu Gothic" w:eastAsia="Yu Gothic"/>
-                <w:sz w:val="18"/>
+                <w:sz w:val="17"/>
               </w:rPr>
               <w:t xml:space="preserve"> 等）</w:t>
             </w:r>
@@ -4680,18 +4680,18 @@
       <w:tr>
         <w:tc>
           <w:tcPr>
-            <w:tcW w:type="dxa" w:w="1440"/>
-          </w:tcPr>
-          <w:p>
-            <w:r>
-              <w:rPr>
-                <w:sz w:val="18"/>
-              </w:rPr>
-            </w:r>
-            <w:r>
-              <w:rPr>
-                <w:rFonts w:ascii="Yu Gothic" w:hAnsi="Yu Gothic" w:eastAsia="Yu Gothic"/>
-                <w:sz w:val="18"/>
+            <w:tcW w:type="dxa" w:w="1654"/>
+          </w:tcPr>
+          <w:p>
+            <w:r>
+              <w:rPr>
+                <w:sz w:val="17"/>
+              </w:rPr>
+            </w:r>
+            <w:r>
+              <w:rPr>
+                <w:rFonts w:ascii="Yu Gothic" w:hAnsi="Yu Gothic" w:eastAsia="Yu Gothic"/>
+                <w:sz w:val="17"/>
               </w:rPr>
               <w:t>探索的テスト</w:t>
             </w:r>
@@ -4699,18 +4699,18 @@
         </w:tc>
         <w:tc>
           <w:tcPr>
-            <w:tcW w:type="dxa" w:w="1440"/>
-          </w:tcPr>
-          <w:p>
-            <w:r>
-              <w:rPr>
-                <w:sz w:val="18"/>
-              </w:rPr>
-            </w:r>
-            <w:r>
-              <w:rPr>
-                <w:rFonts w:ascii="Yu Gothic" w:hAnsi="Yu Gothic" w:eastAsia="Yu Gothic"/>
-                <w:sz w:val="18"/>
+            <w:tcW w:type="dxa" w:w="1654"/>
+          </w:tcPr>
+          <w:p>
+            <w:r>
+              <w:rPr>
+                <w:sz w:val="17"/>
+              </w:rPr>
+            </w:r>
+            <w:r>
+              <w:rPr>
+                <w:rFonts w:ascii="Yu Gothic" w:hAnsi="Yu Gothic" w:eastAsia="Yu Gothic"/>
+                <w:sz w:val="17"/>
               </w:rPr>
               <w:t>—</w:t>
             </w:r>
@@ -4718,18 +4718,18 @@
         </w:tc>
         <w:tc>
           <w:tcPr>
-            <w:tcW w:type="dxa" w:w="1440"/>
-          </w:tcPr>
-          <w:p>
-            <w:r>
-              <w:rPr>
-                <w:sz w:val="18"/>
-              </w:rPr>
-            </w:r>
-            <w:r>
-              <w:rPr>
-                <w:rFonts w:ascii="Yu Gothic" w:hAnsi="Yu Gothic" w:eastAsia="Yu Gothic"/>
-                <w:sz w:val="18"/>
+            <w:tcW w:type="dxa" w:w="1654"/>
+          </w:tcPr>
+          <w:p>
+            <w:r>
+              <w:rPr>
+                <w:sz w:val="17"/>
+              </w:rPr>
+            </w:r>
+            <w:r>
+              <w:rPr>
+                <w:rFonts w:ascii="Yu Gothic" w:hAnsi="Yu Gothic" w:eastAsia="Yu Gothic"/>
+                <w:sz w:val="17"/>
               </w:rPr>
               <w:t>—</w:t>
             </w:r>
@@ -4737,32 +4737,32 @@
         </w:tc>
         <w:tc>
           <w:tcPr>
-            <w:tcW w:type="dxa" w:w="1440"/>
-          </w:tcPr>
-          <w:p>
-            <w:r>
-              <w:rPr>
-                <w:sz w:val="18"/>
-              </w:rPr>
-            </w:r>
-            <w:r>
-              <w:rPr>
-                <w:rFonts w:ascii="Yu Gothic" w:hAnsi="Yu Gothic" w:eastAsia="Yu Gothic"/>
-                <w:sz w:val="18"/>
+            <w:tcW w:type="dxa" w:w="1654"/>
+          </w:tcPr>
+          <w:p>
+            <w:r>
+              <w:rPr>
+                <w:sz w:val="17"/>
+              </w:rPr>
+            </w:r>
+            <w:r>
+              <w:rPr>
+                <w:rFonts w:ascii="Yu Gothic" w:hAnsi="Yu Gothic" w:eastAsia="Yu Gothic"/>
+                <w:sz w:val="17"/>
               </w:rPr>
               <w:t>一部（</w:t>
             </w:r>
             <w:r>
               <w:rPr>
                 <w:rFonts w:ascii="Consolas" w:hAnsi="Consolas" w:eastAsia="Consolas"/>
-                <w:sz w:val="18"/>
+                <w:sz w:val="17"/>
               </w:rPr>
               <w:t>exploration_capture</w:t>
             </w:r>
             <w:r>
               <w:rPr>
                 <w:rFonts w:ascii="Yu Gothic" w:hAnsi="Yu Gothic" w:eastAsia="Yu Gothic"/>
-                <w:sz w:val="18"/>
+                <w:sz w:val="17"/>
               </w:rPr>
               <w:t xml:space="preserve"> 機能自体が探索セッション記録を担う）</w:t>
             </w:r>
@@ -4770,18 +4770,18 @@
         </w:tc>
         <w:tc>
           <w:tcPr>
-            <w:tcW w:type="dxa" w:w="1440"/>
-          </w:tcPr>
-          <w:p>
-            <w:r>
-              <w:rPr>
-                <w:sz w:val="18"/>
-              </w:rPr>
-            </w:r>
-            <w:r>
-              <w:rPr>
-                <w:rFonts w:ascii="Yu Gothic" w:hAnsi="Yu Gothic" w:eastAsia="Yu Gothic"/>
-                <w:sz w:val="18"/>
+            <w:tcW w:type="dxa" w:w="1654"/>
+          </w:tcPr>
+          <w:p>
+            <w:r>
+              <w:rPr>
+                <w:sz w:val="17"/>
+              </w:rPr>
+            </w:r>
+            <w:r>
+              <w:rPr>
+                <w:rFonts w:ascii="Yu Gothic" w:hAnsi="Yu Gothic" w:eastAsia="Yu Gothic"/>
+                <w:sz w:val="17"/>
               </w:rPr>
               <w:t>✓（L4 は初見・マニュアルなしのジュニアテスト担当者ペルソナで実施）</w:t>
             </w:r>
@@ -4789,18 +4789,18 @@
         </w:tc>
         <w:tc>
           <w:tcPr>
-            <w:tcW w:type="dxa" w:w="1440"/>
-          </w:tcPr>
-          <w:p>
-            <w:r>
-              <w:rPr>
-                <w:sz w:val="18"/>
-              </w:rPr>
-            </w:r>
-            <w:r>
-              <w:rPr>
-                <w:rFonts w:ascii="Yu Gothic" w:hAnsi="Yu Gothic" w:eastAsia="Yu Gothic"/>
-                <w:sz w:val="18"/>
+            <w:tcW w:type="dxa" w:w="1654"/>
+          </w:tcPr>
+          <w:p>
+            <w:r>
+              <w:rPr>
+                <w:sz w:val="17"/>
+              </w:rPr>
+            </w:r>
+            <w:r>
+              <w:rPr>
+                <w:rFonts w:ascii="Yu Gothic" w:hAnsi="Yu Gothic" w:eastAsia="Yu Gothic"/>
+                <w:sz w:val="17"/>
               </w:rPr>
               <w:t>一部実施</w:t>
             </w:r>
@@ -4810,18 +4810,18 @@
       <w:tr>
         <w:tc>
           <w:tcPr>
-            <w:tcW w:type="dxa" w:w="1440"/>
-          </w:tcPr>
-          <w:p>
-            <w:r>
-              <w:rPr>
-                <w:sz w:val="18"/>
-              </w:rPr>
-            </w:r>
-            <w:r>
-              <w:rPr>
-                <w:rFonts w:ascii="Yu Gothic" w:hAnsi="Yu Gothic" w:eastAsia="Yu Gothic"/>
-                <w:sz w:val="18"/>
+            <w:tcW w:type="dxa" w:w="1654"/>
+          </w:tcPr>
+          <w:p>
+            <w:r>
+              <w:rPr>
+                <w:sz w:val="17"/>
+              </w:rPr>
+            </w:r>
+            <w:r>
+              <w:rPr>
+                <w:rFonts w:ascii="Yu Gothic" w:hAnsi="Yu Gothic" w:eastAsia="Yu Gothic"/>
+                <w:sz w:val="17"/>
               </w:rPr>
               <w:t>ユーザビリティ</w:t>
             </w:r>
@@ -4829,18 +4829,18 @@
         </w:tc>
         <w:tc>
           <w:tcPr>
-            <w:tcW w:type="dxa" w:w="1440"/>
-          </w:tcPr>
-          <w:p>
-            <w:r>
-              <w:rPr>
-                <w:sz w:val="18"/>
-              </w:rPr>
-            </w:r>
-            <w:r>
-              <w:rPr>
-                <w:rFonts w:ascii="Yu Gothic" w:hAnsi="Yu Gothic" w:eastAsia="Yu Gothic"/>
-                <w:sz w:val="18"/>
+            <w:tcW w:type="dxa" w:w="1654"/>
+          </w:tcPr>
+          <w:p>
+            <w:r>
+              <w:rPr>
+                <w:sz w:val="17"/>
+              </w:rPr>
+            </w:r>
+            <w:r>
+              <w:rPr>
+                <w:rFonts w:ascii="Yu Gothic" w:hAnsi="Yu Gothic" w:eastAsia="Yu Gothic"/>
+                <w:sz w:val="17"/>
               </w:rPr>
               <w:t>—</w:t>
             </w:r>
@@ -4848,18 +4848,18 @@
         </w:tc>
         <w:tc>
           <w:tcPr>
-            <w:tcW w:type="dxa" w:w="1440"/>
-          </w:tcPr>
-          <w:p>
-            <w:r>
-              <w:rPr>
-                <w:sz w:val="18"/>
-              </w:rPr>
-            </w:r>
-            <w:r>
-              <w:rPr>
-                <w:rFonts w:ascii="Yu Gothic" w:hAnsi="Yu Gothic" w:eastAsia="Yu Gothic"/>
-                <w:sz w:val="18"/>
+            <w:tcW w:type="dxa" w:w="1654"/>
+          </w:tcPr>
+          <w:p>
+            <w:r>
+              <w:rPr>
+                <w:sz w:val="17"/>
+              </w:rPr>
+            </w:r>
+            <w:r>
+              <w:rPr>
+                <w:rFonts w:ascii="Yu Gothic" w:hAnsi="Yu Gothic" w:eastAsia="Yu Gothic"/>
+                <w:sz w:val="17"/>
               </w:rPr>
               <w:t>—</w:t>
             </w:r>
@@ -4867,18 +4867,18 @@
         </w:tc>
         <w:tc>
           <w:tcPr>
-            <w:tcW w:type="dxa" w:w="1440"/>
-          </w:tcPr>
-          <w:p>
-            <w:r>
-              <w:rPr>
-                <w:sz w:val="18"/>
-              </w:rPr>
-            </w:r>
-            <w:r>
-              <w:rPr>
-                <w:rFonts w:ascii="Yu Gothic" w:hAnsi="Yu Gothic" w:eastAsia="Yu Gothic"/>
-                <w:sz w:val="18"/>
+            <w:tcW w:type="dxa" w:w="1654"/>
+          </w:tcPr>
+          <w:p>
+            <w:r>
+              <w:rPr>
+                <w:sz w:val="17"/>
+              </w:rPr>
+            </w:r>
+            <w:r>
+              <w:rPr>
+                <w:rFonts w:ascii="Yu Gothic" w:hAnsi="Yu Gothic" w:eastAsia="Yu Gothic"/>
+                <w:sz w:val="17"/>
               </w:rPr>
               <w:t>一部（axe-core・レイアウト崩れ検証）</w:t>
             </w:r>
@@ -4886,18 +4886,18 @@
         </w:tc>
         <w:tc>
           <w:tcPr>
-            <w:tcW w:type="dxa" w:w="1440"/>
-          </w:tcPr>
-          <w:p>
-            <w:r>
-              <w:rPr>
-                <w:sz w:val="18"/>
-              </w:rPr>
-            </w:r>
-            <w:r>
-              <w:rPr>
-                <w:rFonts w:ascii="Yu Gothic" w:hAnsi="Yu Gothic" w:eastAsia="Yu Gothic"/>
-                <w:sz w:val="18"/>
+            <w:tcW w:type="dxa" w:w="1654"/>
+          </w:tcPr>
+          <w:p>
+            <w:r>
+              <w:rPr>
+                <w:sz w:val="17"/>
+              </w:rPr>
+            </w:r>
+            <w:r>
+              <w:rPr>
+                <w:rFonts w:ascii="Yu Gothic" w:hAnsi="Yu Gothic" w:eastAsia="Yu Gothic"/>
+                <w:sz w:val="17"/>
               </w:rPr>
               <w:t>✓</w:t>
             </w:r>
@@ -4905,18 +4905,18 @@
         </w:tc>
         <w:tc>
           <w:tcPr>
-            <w:tcW w:type="dxa" w:w="1440"/>
-          </w:tcPr>
-          <w:p>
-            <w:r>
-              <w:rPr>
-                <w:sz w:val="18"/>
-              </w:rPr>
-            </w:r>
-            <w:r>
-              <w:rPr>
-                <w:rFonts w:ascii="Yu Gothic" w:hAnsi="Yu Gothic" w:eastAsia="Yu Gothic"/>
-                <w:sz w:val="18"/>
+            <w:tcW w:type="dxa" w:w="1654"/>
+          </w:tcPr>
+          <w:p>
+            <w:r>
+              <w:rPr>
+                <w:sz w:val="17"/>
+              </w:rPr>
+            </w:r>
+            <w:r>
+              <w:rPr>
+                <w:rFonts w:ascii="Yu Gothic" w:hAnsi="Yu Gothic" w:eastAsia="Yu Gothic"/>
+                <w:sz w:val="17"/>
               </w:rPr>
               <w:t>一部実施</w:t>
             </w:r>
@@ -4926,18 +4926,18 @@
       <w:tr>
         <w:tc>
           <w:tcPr>
-            <w:tcW w:type="dxa" w:w="1440"/>
-          </w:tcPr>
-          <w:p>
-            <w:r>
-              <w:rPr>
-                <w:sz w:val="18"/>
-              </w:rPr>
-            </w:r>
-            <w:r>
-              <w:rPr>
-                <w:rFonts w:ascii="Yu Gothic" w:hAnsi="Yu Gothic" w:eastAsia="Yu Gothic"/>
-                <w:sz w:val="18"/>
+            <w:tcW w:type="dxa" w:w="1654"/>
+          </w:tcPr>
+          <w:p>
+            <w:r>
+              <w:rPr>
+                <w:sz w:val="17"/>
+              </w:rPr>
+            </w:r>
+            <w:r>
+              <w:rPr>
+                <w:rFonts w:ascii="Yu Gothic" w:hAnsi="Yu Gothic" w:eastAsia="Yu Gothic"/>
+                <w:sz w:val="17"/>
               </w:rPr>
               <w:t>セキュリティ</w:t>
             </w:r>
@@ -4945,18 +4945,18 @@
         </w:tc>
         <w:tc>
           <w:tcPr>
-            <w:tcW w:type="dxa" w:w="1440"/>
-          </w:tcPr>
-          <w:p>
-            <w:r>
-              <w:rPr>
-                <w:sz w:val="18"/>
-              </w:rPr>
-            </w:r>
-            <w:r>
-              <w:rPr>
-                <w:rFonts w:ascii="Yu Gothic" w:hAnsi="Yu Gothic" w:eastAsia="Yu Gothic"/>
-                <w:sz w:val="18"/>
+            <w:tcW w:type="dxa" w:w="1654"/>
+          </w:tcPr>
+          <w:p>
+            <w:r>
+              <w:rPr>
+                <w:sz w:val="17"/>
+              </w:rPr>
+            </w:r>
+            <w:r>
+              <w:rPr>
+                <w:rFonts w:ascii="Yu Gothic" w:hAnsi="Yu Gothic" w:eastAsia="Yu Gothic"/>
+                <w:sz w:val="17"/>
               </w:rPr>
               <w:t>—</w:t>
             </w:r>
@@ -4964,18 +4964,18 @@
         </w:tc>
         <w:tc>
           <w:tcPr>
-            <w:tcW w:type="dxa" w:w="1440"/>
-          </w:tcPr>
-          <w:p>
-            <w:r>
-              <w:rPr>
-                <w:sz w:val="18"/>
-              </w:rPr>
-            </w:r>
-            <w:r>
-              <w:rPr>
-                <w:rFonts w:ascii="Yu Gothic" w:hAnsi="Yu Gothic" w:eastAsia="Yu Gothic"/>
-                <w:sz w:val="18"/>
+            <w:tcW w:type="dxa" w:w="1654"/>
+          </w:tcPr>
+          <w:p>
+            <w:r>
+              <w:rPr>
+                <w:sz w:val="17"/>
+              </w:rPr>
+            </w:r>
+            <w:r>
+              <w:rPr>
+                <w:rFonts w:ascii="Yu Gothic" w:hAnsi="Yu Gothic" w:eastAsia="Yu Gothic"/>
+                <w:sz w:val="17"/>
               </w:rPr>
               <w:t>✓（認証・入力処理変更時）</w:t>
             </w:r>
@@ -4983,18 +4983,18 @@
         </w:tc>
         <w:tc>
           <w:tcPr>
-            <w:tcW w:type="dxa" w:w="1440"/>
-          </w:tcPr>
-          <w:p>
-            <w:r>
-              <w:rPr>
-                <w:sz w:val="18"/>
-              </w:rPr>
-            </w:r>
-            <w:r>
-              <w:rPr>
-                <w:rFonts w:ascii="Yu Gothic" w:hAnsi="Yu Gothic" w:eastAsia="Yu Gothic"/>
-                <w:sz w:val="18"/>
+            <w:tcW w:type="dxa" w:w="1654"/>
+          </w:tcPr>
+          <w:p>
+            <w:r>
+              <w:rPr>
+                <w:sz w:val="17"/>
+              </w:rPr>
+            </w:r>
+            <w:r>
+              <w:rPr>
+                <w:rFonts w:ascii="Yu Gothic" w:hAnsi="Yu Gothic" w:eastAsia="Yu Gothic"/>
+                <w:sz w:val="17"/>
               </w:rPr>
               <w:t>一部（XSS 回帰のみ）</w:t>
             </w:r>
@@ -5002,18 +5002,18 @@
         </w:tc>
         <w:tc>
           <w:tcPr>
-            <w:tcW w:type="dxa" w:w="1440"/>
-          </w:tcPr>
-          <w:p>
-            <w:r>
-              <w:rPr>
-                <w:sz w:val="18"/>
-              </w:rPr>
-            </w:r>
-            <w:r>
-              <w:rPr>
-                <w:rFonts w:ascii="Yu Gothic" w:hAnsi="Yu Gothic" w:eastAsia="Yu Gothic"/>
-                <w:sz w:val="18"/>
+            <w:tcW w:type="dxa" w:w="1654"/>
+          </w:tcPr>
+          <w:p>
+            <w:r>
+              <w:rPr>
+                <w:sz w:val="17"/>
+              </w:rPr>
+            </w:r>
+            <w:r>
+              <w:rPr>
+                <w:rFonts w:ascii="Yu Gothic" w:hAnsi="Yu Gothic" w:eastAsia="Yu Gothic"/>
+                <w:sz w:val="17"/>
               </w:rPr>
               <w:t>—</w:t>
             </w:r>
@@ -5021,18 +5021,18 @@
         </w:tc>
         <w:tc>
           <w:tcPr>
-            <w:tcW w:type="dxa" w:w="1440"/>
-          </w:tcPr>
-          <w:p>
-            <w:r>
-              <w:rPr>
-                <w:sz w:val="18"/>
-              </w:rPr>
-            </w:r>
-            <w:r>
-              <w:rPr>
-                <w:rFonts w:ascii="Yu Gothic" w:hAnsi="Yu Gothic" w:eastAsia="Yu Gothic"/>
-                <w:sz w:val="18"/>
+            <w:tcW w:type="dxa" w:w="1654"/>
+          </w:tcPr>
+          <w:p>
+            <w:r>
+              <w:rPr>
+                <w:sz w:val="17"/>
+              </w:rPr>
+            </w:r>
+            <w:r>
+              <w:rPr>
+                <w:rFonts w:ascii="Yu Gothic" w:hAnsi="Yu Gothic" w:eastAsia="Yu Gothic"/>
+                <w:sz w:val="17"/>
               </w:rPr>
               <w:t>一部実施。OWASP ZAP 等の専用スキャンは未実施</w:t>
             </w:r>
@@ -5042,18 +5042,18 @@
       <w:tr>
         <w:tc>
           <w:tcPr>
-            <w:tcW w:type="dxa" w:w="1440"/>
-          </w:tcPr>
-          <w:p>
-            <w:r>
-              <w:rPr>
-                <w:sz w:val="18"/>
-              </w:rPr>
-            </w:r>
-            <w:r>
-              <w:rPr>
-                <w:rFonts w:ascii="Yu Gothic" w:hAnsi="Yu Gothic" w:eastAsia="Yu Gothic"/>
-                <w:sz w:val="18"/>
+            <w:tcW w:type="dxa" w:w="1654"/>
+          </w:tcPr>
+          <w:p>
+            <w:r>
+              <w:rPr>
+                <w:sz w:val="17"/>
+              </w:rPr>
+            </w:r>
+            <w:r>
+              <w:rPr>
+                <w:rFonts w:ascii="Yu Gothic" w:hAnsi="Yu Gothic" w:eastAsia="Yu Gothic"/>
+                <w:sz w:val="17"/>
               </w:rPr>
               <w:t>性能テスト</w:t>
             </w:r>
@@ -5061,18 +5061,18 @@
         </w:tc>
         <w:tc>
           <w:tcPr>
-            <w:tcW w:type="dxa" w:w="1440"/>
-          </w:tcPr>
-          <w:p>
-            <w:r>
-              <w:rPr>
-                <w:sz w:val="18"/>
-              </w:rPr>
-            </w:r>
-            <w:r>
-              <w:rPr>
-                <w:rFonts w:ascii="Yu Gothic" w:hAnsi="Yu Gothic" w:eastAsia="Yu Gothic"/>
-                <w:sz w:val="18"/>
+            <w:tcW w:type="dxa" w:w="1654"/>
+          </w:tcPr>
+          <w:p>
+            <w:r>
+              <w:rPr>
+                <w:sz w:val="17"/>
+              </w:rPr>
+            </w:r>
+            <w:r>
+              <w:rPr>
+                <w:rFonts w:ascii="Yu Gothic" w:hAnsi="Yu Gothic" w:eastAsia="Yu Gothic"/>
+                <w:sz w:val="17"/>
               </w:rPr>
               <w:t>—</w:t>
             </w:r>
@@ -5080,18 +5080,18 @@
         </w:tc>
         <w:tc>
           <w:tcPr>
-            <w:tcW w:type="dxa" w:w="1440"/>
-          </w:tcPr>
-          <w:p>
-            <w:r>
-              <w:rPr>
-                <w:sz w:val="18"/>
-              </w:rPr>
-            </w:r>
-            <w:r>
-              <w:rPr>
-                <w:rFonts w:ascii="Yu Gothic" w:hAnsi="Yu Gothic" w:eastAsia="Yu Gothic"/>
-                <w:sz w:val="18"/>
+            <w:tcW w:type="dxa" w:w="1654"/>
+          </w:tcPr>
+          <w:p>
+            <w:r>
+              <w:rPr>
+                <w:sz w:val="17"/>
+              </w:rPr>
+            </w:r>
+            <w:r>
+              <w:rPr>
+                <w:rFonts w:ascii="Yu Gothic" w:hAnsi="Yu Gothic" w:eastAsia="Yu Gothic"/>
+                <w:sz w:val="17"/>
               </w:rPr>
               <w:t>—</w:t>
             </w:r>
@@ -5099,18 +5099,18 @@
         </w:tc>
         <w:tc>
           <w:tcPr>
-            <w:tcW w:type="dxa" w:w="1440"/>
-          </w:tcPr>
-          <w:p>
-            <w:r>
-              <w:rPr>
-                <w:sz w:val="18"/>
-              </w:rPr>
-            </w:r>
-            <w:r>
-              <w:rPr>
-                <w:rFonts w:ascii="Yu Gothic" w:hAnsi="Yu Gothic" w:eastAsia="Yu Gothic"/>
-                <w:sz w:val="18"/>
+            <w:tcW w:type="dxa" w:w="1654"/>
+          </w:tcPr>
+          <w:p>
+            <w:r>
+              <w:rPr>
+                <w:sz w:val="17"/>
+              </w:rPr>
+            </w:r>
+            <w:r>
+              <w:rPr>
+                <w:rFonts w:ascii="Yu Gothic" w:hAnsi="Yu Gothic" w:eastAsia="Yu Gothic"/>
+                <w:sz w:val="17"/>
               </w:rPr>
               <w:t>—</w:t>
             </w:r>
@@ -5118,18 +5118,18 @@
         </w:tc>
         <w:tc>
           <w:tcPr>
-            <w:tcW w:type="dxa" w:w="1440"/>
-          </w:tcPr>
-          <w:p>
-            <w:r>
-              <w:rPr>
-                <w:sz w:val="18"/>
-              </w:rPr>
-            </w:r>
-            <w:r>
-              <w:rPr>
-                <w:rFonts w:ascii="Yu Gothic" w:hAnsi="Yu Gothic" w:eastAsia="Yu Gothic"/>
-                <w:sz w:val="18"/>
+            <w:tcW w:type="dxa" w:w="1654"/>
+          </w:tcPr>
+          <w:p>
+            <w:r>
+              <w:rPr>
+                <w:sz w:val="17"/>
+              </w:rPr>
+            </w:r>
+            <w:r>
+              <w:rPr>
+                <w:rFonts w:ascii="Yu Gothic" w:hAnsi="Yu Gothic" w:eastAsia="Yu Gothic"/>
+                <w:sz w:val="17"/>
               </w:rPr>
               <w:t>—</w:t>
             </w:r>
@@ -5137,26 +5137,26 @@
         </w:tc>
         <w:tc>
           <w:tcPr>
-            <w:tcW w:type="dxa" w:w="1440"/>
-          </w:tcPr>
-          <w:p>
-            <w:r>
-              <w:rPr>
-                <w:sz w:val="18"/>
+            <w:tcW w:type="dxa" w:w="1654"/>
+          </w:tcPr>
+          <w:p>
+            <w:r>
+              <w:rPr>
+                <w:sz w:val="17"/>
               </w:rPr>
             </w:r>
             <w:r>
               <w:rPr>
                 <w:rFonts w:ascii="Yu Gothic" w:hAnsi="Yu Gothic" w:eastAsia="Yu Gothic"/>
                 <w:b/>
-                <w:sz w:val="18"/>
+                <w:sz w:val="17"/>
               </w:rPr>
               <w:t>対象外</w:t>
             </w:r>
             <w:r>
               <w:rPr>
                 <w:rFonts w:ascii="Yu Gothic" w:hAnsi="Yu Gothic" w:eastAsia="Yu Gothic"/>
-                <w:sz w:val="18"/>
+                <w:sz w:val="17"/>
               </w:rPr>
               <w:t>（製品方針、将来拡張）</w:t>
             </w:r>
@@ -5166,18 +5166,18 @@
       <w:tr>
         <w:tc>
           <w:tcPr>
-            <w:tcW w:type="dxa" w:w="1440"/>
-          </w:tcPr>
-          <w:p>
-            <w:r>
-              <w:rPr>
-                <w:sz w:val="18"/>
-              </w:rPr>
-            </w:r>
-            <w:r>
-              <w:rPr>
-                <w:rFonts w:ascii="Yu Gothic" w:hAnsi="Yu Gothic" w:eastAsia="Yu Gothic"/>
-                <w:sz w:val="18"/>
+            <w:tcW w:type="dxa" w:w="1654"/>
+          </w:tcPr>
+          <w:p>
+            <w:r>
+              <w:rPr>
+                <w:sz w:val="17"/>
+              </w:rPr>
+            </w:r>
+            <w:r>
+              <w:rPr>
+                <w:rFonts w:ascii="Yu Gothic" w:hAnsi="Yu Gothic" w:eastAsia="Yu Gothic"/>
+                <w:sz w:val="17"/>
               </w:rPr>
               <w:t>可用性テスト</w:t>
             </w:r>
@@ -5185,18 +5185,18 @@
         </w:tc>
         <w:tc>
           <w:tcPr>
-            <w:tcW w:type="dxa" w:w="1440"/>
-          </w:tcPr>
-          <w:p>
-            <w:r>
-              <w:rPr>
-                <w:sz w:val="18"/>
-              </w:rPr>
-            </w:r>
-            <w:r>
-              <w:rPr>
-                <w:rFonts w:ascii="Yu Gothic" w:hAnsi="Yu Gothic" w:eastAsia="Yu Gothic"/>
-                <w:sz w:val="18"/>
+            <w:tcW w:type="dxa" w:w="1654"/>
+          </w:tcPr>
+          <w:p>
+            <w:r>
+              <w:rPr>
+                <w:sz w:val="17"/>
+              </w:rPr>
+            </w:r>
+            <w:r>
+              <w:rPr>
+                <w:rFonts w:ascii="Yu Gothic" w:hAnsi="Yu Gothic" w:eastAsia="Yu Gothic"/>
+                <w:sz w:val="17"/>
               </w:rPr>
               <w:t>—</w:t>
             </w:r>
@@ -5204,18 +5204,18 @@
         </w:tc>
         <w:tc>
           <w:tcPr>
-            <w:tcW w:type="dxa" w:w="1440"/>
-          </w:tcPr>
-          <w:p>
-            <w:r>
-              <w:rPr>
-                <w:sz w:val="18"/>
-              </w:rPr>
-            </w:r>
-            <w:r>
-              <w:rPr>
-                <w:rFonts w:ascii="Yu Gothic" w:hAnsi="Yu Gothic" w:eastAsia="Yu Gothic"/>
-                <w:sz w:val="18"/>
+            <w:tcW w:type="dxa" w:w="1654"/>
+          </w:tcPr>
+          <w:p>
+            <w:r>
+              <w:rPr>
+                <w:sz w:val="17"/>
+              </w:rPr>
+            </w:r>
+            <w:r>
+              <w:rPr>
+                <w:rFonts w:ascii="Yu Gothic" w:hAnsi="Yu Gothic" w:eastAsia="Yu Gothic"/>
+                <w:sz w:val="17"/>
               </w:rPr>
               <w:t>—</w:t>
             </w:r>
@@ -5223,18 +5223,18 @@
         </w:tc>
         <w:tc>
           <w:tcPr>
-            <w:tcW w:type="dxa" w:w="1440"/>
-          </w:tcPr>
-          <w:p>
-            <w:r>
-              <w:rPr>
-                <w:sz w:val="18"/>
-              </w:rPr>
-            </w:r>
-            <w:r>
-              <w:rPr>
-                <w:rFonts w:ascii="Yu Gothic" w:hAnsi="Yu Gothic" w:eastAsia="Yu Gothic"/>
-                <w:sz w:val="18"/>
+            <w:tcW w:type="dxa" w:w="1654"/>
+          </w:tcPr>
+          <w:p>
+            <w:r>
+              <w:rPr>
+                <w:sz w:val="17"/>
+              </w:rPr>
+            </w:r>
+            <w:r>
+              <w:rPr>
+                <w:rFonts w:ascii="Yu Gothic" w:hAnsi="Yu Gothic" w:eastAsia="Yu Gothic"/>
+                <w:sz w:val="17"/>
               </w:rPr>
               <w:t>—</w:t>
             </w:r>
@@ -5242,18 +5242,18 @@
         </w:tc>
         <w:tc>
           <w:tcPr>
-            <w:tcW w:type="dxa" w:w="1440"/>
-          </w:tcPr>
-          <w:p>
-            <w:r>
-              <w:rPr>
-                <w:sz w:val="18"/>
-              </w:rPr>
-            </w:r>
-            <w:r>
-              <w:rPr>
-                <w:rFonts w:ascii="Yu Gothic" w:hAnsi="Yu Gothic" w:eastAsia="Yu Gothic"/>
-                <w:sz w:val="18"/>
+            <w:tcW w:type="dxa" w:w="1654"/>
+          </w:tcPr>
+          <w:p>
+            <w:r>
+              <w:rPr>
+                <w:sz w:val="17"/>
+              </w:rPr>
+            </w:r>
+            <w:r>
+              <w:rPr>
+                <w:rFonts w:ascii="Yu Gothic" w:hAnsi="Yu Gothic" w:eastAsia="Yu Gothic"/>
+                <w:sz w:val="17"/>
               </w:rPr>
               <w:t>—</w:t>
             </w:r>
@@ -5261,19 +5261,19 @@
         </w:tc>
         <w:tc>
           <w:tcPr>
-            <w:tcW w:type="dxa" w:w="1440"/>
-          </w:tcPr>
-          <w:p>
-            <w:r>
-              <w:rPr>
-                <w:sz w:val="18"/>
+            <w:tcW w:type="dxa" w:w="1654"/>
+          </w:tcPr>
+          <w:p>
+            <w:r>
+              <w:rPr>
+                <w:sz w:val="17"/>
               </w:rPr>
             </w:r>
             <w:r>
               <w:rPr>
                 <w:rFonts w:ascii="Yu Gothic" w:hAnsi="Yu Gothic" w:eastAsia="Yu Gothic"/>
                 <w:b/>
-                <w:sz w:val="18"/>
+                <w:sz w:val="17"/>
               </w:rPr>
               <w:t>未実施</w:t>
             </w:r>
@@ -5385,19 +5385,19 @@
       <w:tblPr>
         <w:tblStyle w:val="TableGrid"/>
         <w:tblW w:type="auto" w:w="0"/>
-        <w:tblLayout w:type="autofit"/>
+        <w:tblLayout w:type="fixed"/>
         <w:tblLook w:firstColumn="1" w:firstRow="1" w:lastColumn="0" w:lastRow="0" w:noHBand="0" w:noVBand="1" w:val="04A0"/>
       </w:tblPr>
       <w:tblGrid>
-        <w:gridCol w:w="2160"/>
-        <w:gridCol w:w="2160"/>
-        <w:gridCol w:w="2160"/>
-        <w:gridCol w:w="2160"/>
+        <w:gridCol w:w="2480"/>
+        <w:gridCol w:w="2480"/>
+        <w:gridCol w:w="2480"/>
+        <w:gridCol w:w="2480"/>
       </w:tblGrid>
       <w:tr>
         <w:tc>
           <w:tcPr>
-            <w:tcW w:type="dxa" w:w="2160"/>
+            <w:tcW w:type="dxa" w:w="2480"/>
             <w:shd w:fill="D9E2F3"/>
           </w:tcPr>
           <w:p>
@@ -5419,7 +5419,7 @@
         </w:tc>
         <w:tc>
           <w:tcPr>
-            <w:tcW w:type="dxa" w:w="2160"/>
+            <w:tcW w:type="dxa" w:w="2480"/>
             <w:shd w:fill="D9E2F3"/>
           </w:tcPr>
           <w:p>
@@ -5441,7 +5441,7 @@
         </w:tc>
         <w:tc>
           <w:tcPr>
-            <w:tcW w:type="dxa" w:w="2160"/>
+            <w:tcW w:type="dxa" w:w="2480"/>
             <w:shd w:fill="D9E2F3"/>
           </w:tcPr>
           <w:p>
@@ -5463,7 +5463,7 @@
         </w:tc>
         <w:tc>
           <w:tcPr>
-            <w:tcW w:type="dxa" w:w="2160"/>
+            <w:tcW w:type="dxa" w:w="2480"/>
             <w:shd w:fill="D9E2F3"/>
           </w:tcPr>
           <w:p>
@@ -5487,7 +5487,7 @@
       <w:tr>
         <w:tc>
           <w:tcPr>
-            <w:tcW w:type="dxa" w:w="2160"/>
+            <w:tcW w:type="dxa" w:w="2480"/>
           </w:tcPr>
           <w:p>
             <w:r>
@@ -5506,7 +5506,7 @@
         </w:tc>
         <w:tc>
           <w:tcPr>
-            <w:tcW w:type="dxa" w:w="2160"/>
+            <w:tcW w:type="dxa" w:w="2480"/>
           </w:tcPr>
           <w:p>
             <w:r>
@@ -5525,7 +5525,7 @@
         </w:tc>
         <w:tc>
           <w:tcPr>
-            <w:tcW w:type="dxa" w:w="2160"/>
+            <w:tcW w:type="dxa" w:w="2480"/>
           </w:tcPr>
           <w:p>
             <w:r>
@@ -5544,7 +5544,7 @@
         </w:tc>
         <w:tc>
           <w:tcPr>
-            <w:tcW w:type="dxa" w:w="2160"/>
+            <w:tcW w:type="dxa" w:w="2480"/>
           </w:tcPr>
           <w:p>
             <w:r>
@@ -5593,7 +5593,7 @@
       <w:tr>
         <w:tc>
           <w:tcPr>
-            <w:tcW w:type="dxa" w:w="2160"/>
+            <w:tcW w:type="dxa" w:w="2480"/>
           </w:tcPr>
           <w:p>
             <w:r>
@@ -5612,7 +5612,7 @@
         </w:tc>
         <w:tc>
           <w:tcPr>
-            <w:tcW w:type="dxa" w:w="2160"/>
+            <w:tcW w:type="dxa" w:w="2480"/>
           </w:tcPr>
           <w:p>
             <w:r>
@@ -5631,7 +5631,7 @@
         </w:tc>
         <w:tc>
           <w:tcPr>
-            <w:tcW w:type="dxa" w:w="2160"/>
+            <w:tcW w:type="dxa" w:w="2480"/>
           </w:tcPr>
           <w:p>
             <w:r>
@@ -5650,7 +5650,7 @@
         </w:tc>
         <w:tc>
           <w:tcPr>
-            <w:tcW w:type="dxa" w:w="2160"/>
+            <w:tcW w:type="dxa" w:w="2480"/>
           </w:tcPr>
           <w:p>
             <w:r>
@@ -5685,7 +5685,7 @@
       <w:tr>
         <w:tc>
           <w:tcPr>
-            <w:tcW w:type="dxa" w:w="2160"/>
+            <w:tcW w:type="dxa" w:w="2480"/>
           </w:tcPr>
           <w:p>
             <w:r>
@@ -5704,7 +5704,7 @@
         </w:tc>
         <w:tc>
           <w:tcPr>
-            <w:tcW w:type="dxa" w:w="2160"/>
+            <w:tcW w:type="dxa" w:w="2480"/>
           </w:tcPr>
           <w:p>
             <w:r>
@@ -5723,7 +5723,7 @@
         </w:tc>
         <w:tc>
           <w:tcPr>
-            <w:tcW w:type="dxa" w:w="2160"/>
+            <w:tcW w:type="dxa" w:w="2480"/>
           </w:tcPr>
           <w:p>
             <w:r>
@@ -5742,7 +5742,7 @@
         </w:tc>
         <w:tc>
           <w:tcPr>
-            <w:tcW w:type="dxa" w:w="2160"/>
+            <w:tcW w:type="dxa" w:w="2480"/>
           </w:tcPr>
           <w:p>
             <w:r>
@@ -5763,7 +5763,7 @@
       <w:tr>
         <w:tc>
           <w:tcPr>
-            <w:tcW w:type="dxa" w:w="2160"/>
+            <w:tcW w:type="dxa" w:w="2480"/>
           </w:tcPr>
           <w:p>
             <w:r>
@@ -5782,7 +5782,7 @@
         </w:tc>
         <w:tc>
           <w:tcPr>
-            <w:tcW w:type="dxa" w:w="2160"/>
+            <w:tcW w:type="dxa" w:w="2480"/>
           </w:tcPr>
           <w:p>
             <w:r>
@@ -5801,7 +5801,7 @@
         </w:tc>
         <w:tc>
           <w:tcPr>
-            <w:tcW w:type="dxa" w:w="2160"/>
+            <w:tcW w:type="dxa" w:w="2480"/>
           </w:tcPr>
           <w:p>
             <w:r>
@@ -5820,7 +5820,7 @@
         </w:tc>
         <w:tc>
           <w:tcPr>
-            <w:tcW w:type="dxa" w:w="2160"/>
+            <w:tcW w:type="dxa" w:w="2480"/>
           </w:tcPr>
           <w:p>
             <w:r>
@@ -5841,7 +5841,7 @@
       <w:tr>
         <w:tc>
           <w:tcPr>
-            <w:tcW w:type="dxa" w:w="2160"/>
+            <w:tcW w:type="dxa" w:w="2480"/>
           </w:tcPr>
           <w:p>
             <w:r>
@@ -5860,7 +5860,7 @@
         </w:tc>
         <w:tc>
           <w:tcPr>
-            <w:tcW w:type="dxa" w:w="2160"/>
+            <w:tcW w:type="dxa" w:w="2480"/>
           </w:tcPr>
           <w:p>
             <w:r>
@@ -5879,7 +5879,7 @@
         </w:tc>
         <w:tc>
           <w:tcPr>
-            <w:tcW w:type="dxa" w:w="2160"/>
+            <w:tcW w:type="dxa" w:w="2480"/>
           </w:tcPr>
           <w:p>
             <w:r>
@@ -5898,7 +5898,7 @@
         </w:tc>
         <w:tc>
           <w:tcPr>
-            <w:tcW w:type="dxa" w:w="2160"/>
+            <w:tcW w:type="dxa" w:w="2480"/>
           </w:tcPr>
           <w:p>
             <w:r>
@@ -6172,17 +6172,17 @@
       <w:tblPr>
         <w:tblStyle w:val="TableGrid"/>
         <w:tblW w:type="auto" w:w="0"/>
-        <w:tblLayout w:type="autofit"/>
+        <w:tblLayout w:type="fixed"/>
         <w:tblLook w:firstColumn="1" w:firstRow="1" w:lastColumn="0" w:lastRow="0" w:noHBand="0" w:noVBand="1" w:val="04A0"/>
       </w:tblPr>
       <w:tblGrid>
-        <w:gridCol w:w="4320"/>
-        <w:gridCol w:w="4320"/>
+        <w:gridCol w:w="4961"/>
+        <w:gridCol w:w="4961"/>
       </w:tblGrid>
       <w:tr>
         <w:tc>
           <w:tcPr>
-            <w:tcW w:type="dxa" w:w="4320"/>
+            <w:tcW w:type="dxa" w:w="4961"/>
             <w:shd w:fill="D9E2F3"/>
           </w:tcPr>
           <w:p>
@@ -6204,7 +6204,7 @@
         </w:tc>
         <w:tc>
           <w:tcPr>
-            <w:tcW w:type="dxa" w:w="4320"/>
+            <w:tcW w:type="dxa" w:w="4961"/>
             <w:shd w:fill="D9E2F3"/>
           </w:tcPr>
           <w:p>
@@ -6228,7 +6228,7 @@
       <w:tr>
         <w:tc>
           <w:tcPr>
-            <w:tcW w:type="dxa" w:w="4320"/>
+            <w:tcW w:type="dxa" w:w="4961"/>
           </w:tcPr>
           <w:p>
             <w:r>
@@ -6247,7 +6247,7 @@
         </w:tc>
         <w:tc>
           <w:tcPr>
-            <w:tcW w:type="dxa" w:w="4320"/>
+            <w:tcW w:type="dxa" w:w="4961"/>
           </w:tcPr>
           <w:p>
             <w:r>
@@ -6282,7 +6282,7 @@
       <w:tr>
         <w:tc>
           <w:tcPr>
-            <w:tcW w:type="dxa" w:w="4320"/>
+            <w:tcW w:type="dxa" w:w="4961"/>
           </w:tcPr>
           <w:p>
             <w:r>
@@ -6301,7 +6301,7 @@
         </w:tc>
         <w:tc>
           <w:tcPr>
-            <w:tcW w:type="dxa" w:w="4320"/>
+            <w:tcW w:type="dxa" w:w="4961"/>
           </w:tcPr>
           <w:p>
             <w:r>
@@ -6322,7 +6322,7 @@
       <w:tr>
         <w:tc>
           <w:tcPr>
-            <w:tcW w:type="dxa" w:w="4320"/>
+            <w:tcW w:type="dxa" w:w="4961"/>
           </w:tcPr>
           <w:p>
             <w:r>
@@ -6341,7 +6341,7 @@
         </w:tc>
         <w:tc>
           <w:tcPr>
-            <w:tcW w:type="dxa" w:w="4320"/>
+            <w:tcW w:type="dxa" w:w="4961"/>
           </w:tcPr>
           <w:p>
             <w:r>
@@ -6376,7 +6376,7 @@
       <w:tr>
         <w:tc>
           <w:tcPr>
-            <w:tcW w:type="dxa" w:w="4320"/>
+            <w:tcW w:type="dxa" w:w="4961"/>
           </w:tcPr>
           <w:p>
             <w:r>
@@ -6395,7 +6395,7 @@
         </w:tc>
         <w:tc>
           <w:tcPr>
-            <w:tcW w:type="dxa" w:w="4320"/>
+            <w:tcW w:type="dxa" w:w="4961"/>
           </w:tcPr>
           <w:p>
             <w:r>
@@ -6416,7 +6416,7 @@
       <w:tr>
         <w:tc>
           <w:tcPr>
-            <w:tcW w:type="dxa" w:w="4320"/>
+            <w:tcW w:type="dxa" w:w="4961"/>
           </w:tcPr>
           <w:p>
             <w:r>
@@ -6435,7 +6435,7 @@
         </w:tc>
         <w:tc>
           <w:tcPr>
-            <w:tcW w:type="dxa" w:w="4320"/>
+            <w:tcW w:type="dxa" w:w="4961"/>
           </w:tcPr>
           <w:p>
             <w:r>
@@ -6456,7 +6456,7 @@
       <w:tr>
         <w:tc>
           <w:tcPr>
-            <w:tcW w:type="dxa" w:w="4320"/>
+            <w:tcW w:type="dxa" w:w="4961"/>
           </w:tcPr>
           <w:p>
             <w:r>
@@ -6475,7 +6475,7 @@
         </w:tc>
         <w:tc>
           <w:tcPr>
-            <w:tcW w:type="dxa" w:w="4320"/>
+            <w:tcW w:type="dxa" w:w="4961"/>
           </w:tcPr>
           <w:p>
             <w:r>
@@ -6524,7 +6524,7 @@
       <w:tr>
         <w:tc>
           <w:tcPr>
-            <w:tcW w:type="dxa" w:w="4320"/>
+            <w:tcW w:type="dxa" w:w="4961"/>
           </w:tcPr>
           <w:p>
             <w:r>
@@ -6543,7 +6543,7 @@
         </w:tc>
         <w:tc>
           <w:tcPr>
-            <w:tcW w:type="dxa" w:w="4320"/>
+            <w:tcW w:type="dxa" w:w="4961"/>
           </w:tcPr>
           <w:p>
             <w:r>
@@ -6620,7 +6620,7 @@
       <w:tr>
         <w:tc>
           <w:tcPr>
-            <w:tcW w:type="dxa" w:w="4320"/>
+            <w:tcW w:type="dxa" w:w="4961"/>
           </w:tcPr>
           <w:p>
             <w:r>
@@ -6639,7 +6639,7 @@
         </w:tc>
         <w:tc>
           <w:tcPr>
-            <w:tcW w:type="dxa" w:w="4320"/>
+            <w:tcW w:type="dxa" w:w="4961"/>
           </w:tcPr>
           <w:p>
             <w:r>
@@ -6667,7 +6667,7 @@
       <w:tr>
         <w:tc>
           <w:tcPr>
-            <w:tcW w:type="dxa" w:w="4320"/>
+            <w:tcW w:type="dxa" w:w="4961"/>
           </w:tcPr>
           <w:p>
             <w:r>
@@ -6686,7 +6686,7 @@
         </w:tc>
         <w:tc>
           <w:tcPr>
-            <w:tcW w:type="dxa" w:w="4320"/>
+            <w:tcW w:type="dxa" w:w="4961"/>
           </w:tcPr>
           <w:p>
             <w:r>
@@ -7286,17 +7286,17 @@
       <w:tblPr>
         <w:tblStyle w:val="TableGrid"/>
         <w:tblW w:type="auto" w:w="0"/>
-        <w:tblLayout w:type="autofit"/>
+        <w:tblLayout w:type="fixed"/>
         <w:tblLook w:firstColumn="1" w:firstRow="1" w:lastColumn="0" w:lastRow="0" w:noHBand="0" w:noVBand="1" w:val="04A0"/>
       </w:tblPr>
       <w:tblGrid>
-        <w:gridCol w:w="4320"/>
-        <w:gridCol w:w="4320"/>
+        <w:gridCol w:w="4961"/>
+        <w:gridCol w:w="4961"/>
       </w:tblGrid>
       <w:tr>
         <w:tc>
           <w:tcPr>
-            <w:tcW w:type="dxa" w:w="4320"/>
+            <w:tcW w:type="dxa" w:w="4961"/>
             <w:shd w:fill="D9E2F3"/>
           </w:tcPr>
           <w:p>
@@ -7318,7 +7318,7 @@
         </w:tc>
         <w:tc>
           <w:tcPr>
-            <w:tcW w:type="dxa" w:w="4320"/>
+            <w:tcW w:type="dxa" w:w="4961"/>
             <w:shd w:fill="D9E2F3"/>
           </w:tcPr>
           <w:p>
@@ -7342,7 +7342,7 @@
       <w:tr>
         <w:tc>
           <w:tcPr>
-            <w:tcW w:type="dxa" w:w="4320"/>
+            <w:tcW w:type="dxa" w:w="4961"/>
           </w:tcPr>
           <w:p>
             <w:r>
@@ -7361,7 +7361,7 @@
         </w:tc>
         <w:tc>
           <w:tcPr>
-            <w:tcW w:type="dxa" w:w="4320"/>
+            <w:tcW w:type="dxa" w:w="4961"/>
           </w:tcPr>
           <w:p>
             <w:r>
@@ -7382,7 +7382,7 @@
       <w:tr>
         <w:tc>
           <w:tcPr>
-            <w:tcW w:type="dxa" w:w="4320"/>
+            <w:tcW w:type="dxa" w:w="4961"/>
           </w:tcPr>
           <w:p>
             <w:r>
@@ -7401,7 +7401,7 @@
         </w:tc>
         <w:tc>
           <w:tcPr>
-            <w:tcW w:type="dxa" w:w="4320"/>
+            <w:tcW w:type="dxa" w:w="4961"/>
           </w:tcPr>
           <w:p>
             <w:r>
@@ -7436,7 +7436,7 @@
       <w:tr>
         <w:tc>
           <w:tcPr>
-            <w:tcW w:type="dxa" w:w="4320"/>
+            <w:tcW w:type="dxa" w:w="4961"/>
           </w:tcPr>
           <w:p>
             <w:r>
@@ -7469,7 +7469,7 @@
         </w:tc>
         <w:tc>
           <w:tcPr>
-            <w:tcW w:type="dxa" w:w="4320"/>
+            <w:tcW w:type="dxa" w:w="4961"/>
           </w:tcPr>
           <w:p>
             <w:r>
@@ -7497,7 +7497,7 @@
       <w:tr>
         <w:tc>
           <w:tcPr>
-            <w:tcW w:type="dxa" w:w="4320"/>
+            <w:tcW w:type="dxa" w:w="4961"/>
           </w:tcPr>
           <w:p>
             <w:r>
@@ -7516,7 +7516,7 @@
         </w:tc>
         <w:tc>
           <w:tcPr>
-            <w:tcW w:type="dxa" w:w="4320"/>
+            <w:tcW w:type="dxa" w:w="4961"/>
           </w:tcPr>
           <w:p>
             <w:r>
@@ -7648,18 +7648,18 @@
       <w:tblPr>
         <w:tblStyle w:val="TableGrid"/>
         <w:tblW w:type="auto" w:w="0"/>
-        <w:tblLayout w:type="autofit"/>
+        <w:tblLayout w:type="fixed"/>
         <w:tblLook w:firstColumn="1" w:firstRow="1" w:lastColumn="0" w:lastRow="0" w:noHBand="0" w:noVBand="1" w:val="04A0"/>
       </w:tblPr>
       <w:tblGrid>
-        <w:gridCol w:w="2880"/>
-        <w:gridCol w:w="2880"/>
-        <w:gridCol w:w="2880"/>
+        <w:gridCol w:w="3307"/>
+        <w:gridCol w:w="3307"/>
+        <w:gridCol w:w="3307"/>
       </w:tblGrid>
       <w:tr>
         <w:tc>
           <w:tcPr>
-            <w:tcW w:type="dxa" w:w="2880"/>
+            <w:tcW w:type="dxa" w:w="3307"/>
             <w:shd w:fill="D9E2F3"/>
           </w:tcPr>
           <w:p>
@@ -7681,7 +7681,7 @@
         </w:tc>
         <w:tc>
           <w:tcPr>
-            <w:tcW w:type="dxa" w:w="2880"/>
+            <w:tcW w:type="dxa" w:w="3307"/>
             <w:shd w:fill="D9E2F3"/>
           </w:tcPr>
           <w:p>
@@ -7703,7 +7703,7 @@
         </w:tc>
         <w:tc>
           <w:tcPr>
-            <w:tcW w:type="dxa" w:w="2880"/>
+            <w:tcW w:type="dxa" w:w="3307"/>
             <w:shd w:fill="D9E2F3"/>
           </w:tcPr>
           <w:p>
@@ -7727,7 +7727,7 @@
       <w:tr>
         <w:tc>
           <w:tcPr>
-            <w:tcW w:type="dxa" w:w="2880"/>
+            <w:tcW w:type="dxa" w:w="3307"/>
           </w:tcPr>
           <w:p>
             <w:r>
@@ -7746,7 +7746,7 @@
         </w:tc>
         <w:tc>
           <w:tcPr>
-            <w:tcW w:type="dxa" w:w="2880"/>
+            <w:tcW w:type="dxa" w:w="3307"/>
           </w:tcPr>
           <w:p>
             <w:r>
@@ -7765,7 +7765,7 @@
         </w:tc>
         <w:tc>
           <w:tcPr>
-            <w:tcW w:type="dxa" w:w="2880"/>
+            <w:tcW w:type="dxa" w:w="3307"/>
           </w:tcPr>
           <w:p>
             <w:r>
@@ -7786,7 +7786,7 @@
       <w:tr>
         <w:tc>
           <w:tcPr>
-            <w:tcW w:type="dxa" w:w="2880"/>
+            <w:tcW w:type="dxa" w:w="3307"/>
           </w:tcPr>
           <w:p>
             <w:r>
@@ -7805,7 +7805,7 @@
         </w:tc>
         <w:tc>
           <w:tcPr>
-            <w:tcW w:type="dxa" w:w="2880"/>
+            <w:tcW w:type="dxa" w:w="3307"/>
           </w:tcPr>
           <w:p>
             <w:r>
@@ -7824,7 +7824,7 @@
         </w:tc>
         <w:tc>
           <w:tcPr>
-            <w:tcW w:type="dxa" w:w="2880"/>
+            <w:tcW w:type="dxa" w:w="3307"/>
           </w:tcPr>
           <w:p>
             <w:r>
@@ -7845,7 +7845,7 @@
       <w:tr>
         <w:tc>
           <w:tcPr>
-            <w:tcW w:type="dxa" w:w="2880"/>
+            <w:tcW w:type="dxa" w:w="3307"/>
           </w:tcPr>
           <w:p>
             <w:r>
@@ -7864,7 +7864,7 @@
         </w:tc>
         <w:tc>
           <w:tcPr>
-            <w:tcW w:type="dxa" w:w="2880"/>
+            <w:tcW w:type="dxa" w:w="3307"/>
           </w:tcPr>
           <w:p>
             <w:r>
@@ -7883,7 +7883,7 @@
         </w:tc>
         <w:tc>
           <w:tcPr>
-            <w:tcW w:type="dxa" w:w="2880"/>
+            <w:tcW w:type="dxa" w:w="3307"/>
           </w:tcPr>
           <w:p>
             <w:r>
@@ -7904,7 +7904,7 @@
       <w:tr>
         <w:tc>
           <w:tcPr>
-            <w:tcW w:type="dxa" w:w="2880"/>
+            <w:tcW w:type="dxa" w:w="3307"/>
           </w:tcPr>
           <w:p>
             <w:r>
@@ -7923,7 +7923,7 @@
         </w:tc>
         <w:tc>
           <w:tcPr>
-            <w:tcW w:type="dxa" w:w="2880"/>
+            <w:tcW w:type="dxa" w:w="3307"/>
           </w:tcPr>
           <w:p>
             <w:r>
@@ -7942,7 +7942,7 @@
         </w:tc>
         <w:tc>
           <w:tcPr>
-            <w:tcW w:type="dxa" w:w="2880"/>
+            <w:tcW w:type="dxa" w:w="3307"/>
           </w:tcPr>
           <w:p>
             <w:r>
@@ -7963,7 +7963,7 @@
       <w:tr>
         <w:tc>
           <w:tcPr>
-            <w:tcW w:type="dxa" w:w="2880"/>
+            <w:tcW w:type="dxa" w:w="3307"/>
           </w:tcPr>
           <w:p>
             <w:r>
@@ -7982,7 +7982,7 @@
         </w:tc>
         <w:tc>
           <w:tcPr>
-            <w:tcW w:type="dxa" w:w="2880"/>
+            <w:tcW w:type="dxa" w:w="3307"/>
           </w:tcPr>
           <w:p>
             <w:r>
@@ -8001,7 +8001,7 @@
         </w:tc>
         <w:tc>
           <w:tcPr>
-            <w:tcW w:type="dxa" w:w="2880"/>
+            <w:tcW w:type="dxa" w:w="3307"/>
           </w:tcPr>
           <w:p>
             <w:r>
@@ -8022,7 +8022,7 @@
       <w:tr>
         <w:tc>
           <w:tcPr>
-            <w:tcW w:type="dxa" w:w="2880"/>
+            <w:tcW w:type="dxa" w:w="3307"/>
           </w:tcPr>
           <w:p>
             <w:r>
@@ -8041,7 +8041,7 @@
         </w:tc>
         <w:tc>
           <w:tcPr>
-            <w:tcW w:type="dxa" w:w="2880"/>
+            <w:tcW w:type="dxa" w:w="3307"/>
           </w:tcPr>
           <w:p>
             <w:r>
@@ -8060,7 +8060,7 @@
         </w:tc>
         <w:tc>
           <w:tcPr>
-            <w:tcW w:type="dxa" w:w="2880"/>
+            <w:tcW w:type="dxa" w:w="3307"/>
           </w:tcPr>
           <w:p>
             <w:r>
@@ -8081,7 +8081,7 @@
       <w:tr>
         <w:tc>
           <w:tcPr>
-            <w:tcW w:type="dxa" w:w="2880"/>
+            <w:tcW w:type="dxa" w:w="3307"/>
           </w:tcPr>
           <w:p>
             <w:r>
@@ -8100,7 +8100,7 @@
         </w:tc>
         <w:tc>
           <w:tcPr>
-            <w:tcW w:type="dxa" w:w="2880"/>
+            <w:tcW w:type="dxa" w:w="3307"/>
           </w:tcPr>
           <w:p>
             <w:r>
@@ -8119,7 +8119,7 @@
         </w:tc>
         <w:tc>
           <w:tcPr>
-            <w:tcW w:type="dxa" w:w="2880"/>
+            <w:tcW w:type="dxa" w:w="3307"/>
           </w:tcPr>
           <w:p>
             <w:r>
@@ -8140,7 +8140,7 @@
       <w:tr>
         <w:tc>
           <w:tcPr>
-            <w:tcW w:type="dxa" w:w="2880"/>
+            <w:tcW w:type="dxa" w:w="3307"/>
           </w:tcPr>
           <w:p>
             <w:r>
@@ -8159,7 +8159,7 @@
         </w:tc>
         <w:tc>
           <w:tcPr>
-            <w:tcW w:type="dxa" w:w="2880"/>
+            <w:tcW w:type="dxa" w:w="3307"/>
           </w:tcPr>
           <w:p>
             <w:r>
@@ -8178,7 +8178,7 @@
         </w:tc>
         <w:tc>
           <w:tcPr>
-            <w:tcW w:type="dxa" w:w="2880"/>
+            <w:tcW w:type="dxa" w:w="3307"/>
           </w:tcPr>
           <w:p>
             <w:r>
@@ -8199,7 +8199,7 @@
       <w:tr>
         <w:tc>
           <w:tcPr>
-            <w:tcW w:type="dxa" w:w="2880"/>
+            <w:tcW w:type="dxa" w:w="3307"/>
           </w:tcPr>
           <w:p>
             <w:r>
@@ -8218,7 +8218,7 @@
         </w:tc>
         <w:tc>
           <w:tcPr>
-            <w:tcW w:type="dxa" w:w="2880"/>
+            <w:tcW w:type="dxa" w:w="3307"/>
           </w:tcPr>
           <w:p>
             <w:r>
@@ -8237,7 +8237,7 @@
         </w:tc>
         <w:tc>
           <w:tcPr>
-            <w:tcW w:type="dxa" w:w="2880"/>
+            <w:tcW w:type="dxa" w:w="3307"/>
           </w:tcPr>
           <w:p>
             <w:r>
@@ -8387,18 +8387,18 @@
       <w:tblPr>
         <w:tblStyle w:val="TableGrid"/>
         <w:tblW w:type="auto" w:w="0"/>
-        <w:tblLayout w:type="autofit"/>
+        <w:tblLayout w:type="fixed"/>
         <w:tblLook w:firstColumn="1" w:firstRow="1" w:lastColumn="0" w:lastRow="0" w:noHBand="0" w:noVBand="1" w:val="04A0"/>
       </w:tblPr>
       <w:tblGrid>
-        <w:gridCol w:w="2880"/>
-        <w:gridCol w:w="2880"/>
-        <w:gridCol w:w="2880"/>
+        <w:gridCol w:w="3307"/>
+        <w:gridCol w:w="3307"/>
+        <w:gridCol w:w="3307"/>
       </w:tblGrid>
       <w:tr>
         <w:tc>
           <w:tcPr>
-            <w:tcW w:type="dxa" w:w="2880"/>
+            <w:tcW w:type="dxa" w:w="3307"/>
             <w:shd w:fill="D9E2F3"/>
           </w:tcPr>
           <w:p>
@@ -8420,7 +8420,7 @@
         </w:tc>
         <w:tc>
           <w:tcPr>
-            <w:tcW w:type="dxa" w:w="2880"/>
+            <w:tcW w:type="dxa" w:w="3307"/>
             <w:shd w:fill="D9E2F3"/>
           </w:tcPr>
           <w:p>
@@ -8442,7 +8442,7 @@
         </w:tc>
         <w:tc>
           <w:tcPr>
-            <w:tcW w:type="dxa" w:w="2880"/>
+            <w:tcW w:type="dxa" w:w="3307"/>
             <w:shd w:fill="D9E2F3"/>
           </w:tcPr>
           <w:p>
@@ -8466,7 +8466,7 @@
       <w:tr>
         <w:tc>
           <w:tcPr>
-            <w:tcW w:type="dxa" w:w="2880"/>
+            <w:tcW w:type="dxa" w:w="3307"/>
           </w:tcPr>
           <w:p>
             <w:r>
@@ -8485,7 +8485,7 @@
         </w:tc>
         <w:tc>
           <w:tcPr>
-            <w:tcW w:type="dxa" w:w="2880"/>
+            <w:tcW w:type="dxa" w:w="3307"/>
           </w:tcPr>
           <w:p>
             <w:r>
@@ -8504,7 +8504,7 @@
         </w:tc>
         <w:tc>
           <w:tcPr>
-            <w:tcW w:type="dxa" w:w="2880"/>
+            <w:tcW w:type="dxa" w:w="3307"/>
           </w:tcPr>
           <w:p>
             <w:r>
@@ -8539,7 +8539,7 @@
       <w:tr>
         <w:tc>
           <w:tcPr>
-            <w:tcW w:type="dxa" w:w="2880"/>
+            <w:tcW w:type="dxa" w:w="3307"/>
           </w:tcPr>
           <w:p>
             <w:r>
@@ -8558,7 +8558,7 @@
         </w:tc>
         <w:tc>
           <w:tcPr>
-            <w:tcW w:type="dxa" w:w="2880"/>
+            <w:tcW w:type="dxa" w:w="3307"/>
           </w:tcPr>
           <w:p>
             <w:r>
@@ -8577,7 +8577,7 @@
         </w:tc>
         <w:tc>
           <w:tcPr>
-            <w:tcW w:type="dxa" w:w="2880"/>
+            <w:tcW w:type="dxa" w:w="3307"/>
           </w:tcPr>
           <w:p>
             <w:r>
@@ -8612,7 +8612,7 @@
       <w:tr>
         <w:tc>
           <w:tcPr>
-            <w:tcW w:type="dxa" w:w="2880"/>
+            <w:tcW w:type="dxa" w:w="3307"/>
           </w:tcPr>
           <w:p>
             <w:r>
@@ -8631,7 +8631,7 @@
         </w:tc>
         <w:tc>
           <w:tcPr>
-            <w:tcW w:type="dxa" w:w="2880"/>
+            <w:tcW w:type="dxa" w:w="3307"/>
           </w:tcPr>
           <w:p>
             <w:r>
@@ -8650,7 +8650,7 @@
         </w:tc>
         <w:tc>
           <w:tcPr>
-            <w:tcW w:type="dxa" w:w="2880"/>
+            <w:tcW w:type="dxa" w:w="3307"/>
           </w:tcPr>
           <w:p>
             <w:r>
@@ -8671,7 +8671,7 @@
       <w:tr>
         <w:tc>
           <w:tcPr>
-            <w:tcW w:type="dxa" w:w="2880"/>
+            <w:tcW w:type="dxa" w:w="3307"/>
           </w:tcPr>
           <w:p>
             <w:r>
@@ -8690,7 +8690,7 @@
         </w:tc>
         <w:tc>
           <w:tcPr>
-            <w:tcW w:type="dxa" w:w="2880"/>
+            <w:tcW w:type="dxa" w:w="3307"/>
           </w:tcPr>
           <w:p>
             <w:r>
@@ -8709,7 +8709,7 @@
         </w:tc>
         <w:tc>
           <w:tcPr>
-            <w:tcW w:type="dxa" w:w="2880"/>
+            <w:tcW w:type="dxa" w:w="3307"/>
           </w:tcPr>
           <w:p>
             <w:r>
@@ -8786,18 +8786,18 @@
       <w:tblPr>
         <w:tblStyle w:val="TableGrid"/>
         <w:tblW w:type="auto" w:w="0"/>
-        <w:tblLayout w:type="autofit"/>
+        <w:tblLayout w:type="fixed"/>
         <w:tblLook w:firstColumn="1" w:firstRow="1" w:lastColumn="0" w:lastRow="0" w:noHBand="0" w:noVBand="1" w:val="04A0"/>
       </w:tblPr>
       <w:tblGrid>
-        <w:gridCol w:w="2880"/>
-        <w:gridCol w:w="2880"/>
-        <w:gridCol w:w="2880"/>
+        <w:gridCol w:w="3307"/>
+        <w:gridCol w:w="3307"/>
+        <w:gridCol w:w="3307"/>
       </w:tblGrid>
       <w:tr>
         <w:tc>
           <w:tcPr>
-            <w:tcW w:type="dxa" w:w="2880"/>
+            <w:tcW w:type="dxa" w:w="3307"/>
             <w:shd w:fill="D9E2F3"/>
           </w:tcPr>
           <w:p>
@@ -8819,7 +8819,7 @@
         </w:tc>
         <w:tc>
           <w:tcPr>
-            <w:tcW w:type="dxa" w:w="2880"/>
+            <w:tcW w:type="dxa" w:w="3307"/>
             <w:shd w:fill="D9E2F3"/>
           </w:tcPr>
           <w:p>
@@ -8841,7 +8841,7 @@
         </w:tc>
         <w:tc>
           <w:tcPr>
-            <w:tcW w:type="dxa" w:w="2880"/>
+            <w:tcW w:type="dxa" w:w="3307"/>
             <w:shd w:fill="D9E2F3"/>
           </w:tcPr>
           <w:p>
@@ -8865,7 +8865,7 @@
       <w:tr>
         <w:tc>
           <w:tcPr>
-            <w:tcW w:type="dxa" w:w="2880"/>
+            <w:tcW w:type="dxa" w:w="3307"/>
           </w:tcPr>
           <w:p>
             <w:r>
@@ -8884,7 +8884,7 @@
         </w:tc>
         <w:tc>
           <w:tcPr>
-            <w:tcW w:type="dxa" w:w="2880"/>
+            <w:tcW w:type="dxa" w:w="3307"/>
           </w:tcPr>
           <w:p>
             <w:r>
@@ -8903,7 +8903,7 @@
         </w:tc>
         <w:tc>
           <w:tcPr>
-            <w:tcW w:type="dxa" w:w="2880"/>
+            <w:tcW w:type="dxa" w:w="3307"/>
           </w:tcPr>
           <w:p>
             <w:r>
@@ -8924,7 +8924,7 @@
       <w:tr>
         <w:tc>
           <w:tcPr>
-            <w:tcW w:type="dxa" w:w="2880"/>
+            <w:tcW w:type="dxa" w:w="3307"/>
           </w:tcPr>
           <w:p>
             <w:r>
@@ -8943,7 +8943,7 @@
         </w:tc>
         <w:tc>
           <w:tcPr>
-            <w:tcW w:type="dxa" w:w="2880"/>
+            <w:tcW w:type="dxa" w:w="3307"/>
           </w:tcPr>
           <w:p>
             <w:r>
@@ -8962,7 +8962,7 @@
         </w:tc>
         <w:tc>
           <w:tcPr>
-            <w:tcW w:type="dxa" w:w="2880"/>
+            <w:tcW w:type="dxa" w:w="3307"/>
           </w:tcPr>
           <w:p>
             <w:r>
@@ -8997,7 +8997,7 @@
       <w:tr>
         <w:tc>
           <w:tcPr>
-            <w:tcW w:type="dxa" w:w="2880"/>
+            <w:tcW w:type="dxa" w:w="3307"/>
           </w:tcPr>
           <w:p>
             <w:r>
@@ -9016,7 +9016,7 @@
         </w:tc>
         <w:tc>
           <w:tcPr>
-            <w:tcW w:type="dxa" w:w="2880"/>
+            <w:tcW w:type="dxa" w:w="3307"/>
           </w:tcPr>
           <w:p>
             <w:r>
@@ -9035,7 +9035,7 @@
         </w:tc>
         <w:tc>
           <w:tcPr>
-            <w:tcW w:type="dxa" w:w="2880"/>
+            <w:tcW w:type="dxa" w:w="3307"/>
           </w:tcPr>
           <w:p>
             <w:r>
@@ -9056,7 +9056,7 @@
       <w:tr>
         <w:tc>
           <w:tcPr>
-            <w:tcW w:type="dxa" w:w="2880"/>
+            <w:tcW w:type="dxa" w:w="3307"/>
           </w:tcPr>
           <w:p>
             <w:r>
@@ -9075,7 +9075,7 @@
         </w:tc>
         <w:tc>
           <w:tcPr>
-            <w:tcW w:type="dxa" w:w="2880"/>
+            <w:tcW w:type="dxa" w:w="3307"/>
           </w:tcPr>
           <w:p>
             <w:r>
@@ -9108,7 +9108,7 @@
         </w:tc>
         <w:tc>
           <w:tcPr>
-            <w:tcW w:type="dxa" w:w="2880"/>
+            <w:tcW w:type="dxa" w:w="3307"/>
           </w:tcPr>
           <w:p>
             <w:r>
@@ -9129,7 +9129,7 @@
       <w:tr>
         <w:tc>
           <w:tcPr>
-            <w:tcW w:type="dxa" w:w="2880"/>
+            <w:tcW w:type="dxa" w:w="3307"/>
           </w:tcPr>
           <w:p>
             <w:r>
@@ -9148,7 +9148,7 @@
         </w:tc>
         <w:tc>
           <w:tcPr>
-            <w:tcW w:type="dxa" w:w="2880"/>
+            <w:tcW w:type="dxa" w:w="3307"/>
           </w:tcPr>
           <w:p>
             <w:r>
@@ -9167,7 +9167,7 @@
         </w:tc>
         <w:tc>
           <w:tcPr>
-            <w:tcW w:type="dxa" w:w="2880"/>
+            <w:tcW w:type="dxa" w:w="3307"/>
           </w:tcPr>
           <w:p>
             <w:r>
@@ -9188,7 +9188,7 @@
       <w:tr>
         <w:tc>
           <w:tcPr>
-            <w:tcW w:type="dxa" w:w="2880"/>
+            <w:tcW w:type="dxa" w:w="3307"/>
           </w:tcPr>
           <w:p>
             <w:r>
@@ -9207,7 +9207,7 @@
         </w:tc>
         <w:tc>
           <w:tcPr>
-            <w:tcW w:type="dxa" w:w="2880"/>
+            <w:tcW w:type="dxa" w:w="3307"/>
           </w:tcPr>
           <w:p>
             <w:r>
@@ -9233,7 +9233,7 @@
         </w:tc>
         <w:tc>
           <w:tcPr>
-            <w:tcW w:type="dxa" w:w="2880"/>
+            <w:tcW w:type="dxa" w:w="3307"/>
           </w:tcPr>
           <w:p>
             <w:r>
@@ -9304,19 +9304,19 @@
       <w:tblPr>
         <w:tblStyle w:val="TableGrid"/>
         <w:tblW w:type="auto" w:w="0"/>
-        <w:tblLayout w:type="autofit"/>
+        <w:tblLayout w:type="fixed"/>
         <w:tblLook w:firstColumn="1" w:firstRow="1" w:lastColumn="0" w:lastRow="0" w:noHBand="0" w:noVBand="1" w:val="04A0"/>
       </w:tblPr>
       <w:tblGrid>
-        <w:gridCol w:w="2160"/>
-        <w:gridCol w:w="2160"/>
-        <w:gridCol w:w="2160"/>
-        <w:gridCol w:w="2160"/>
+        <w:gridCol w:w="2480"/>
+        <w:gridCol w:w="2480"/>
+        <w:gridCol w:w="2480"/>
+        <w:gridCol w:w="2480"/>
       </w:tblGrid>
       <w:tr>
         <w:tc>
           <w:tcPr>
-            <w:tcW w:type="dxa" w:w="2160"/>
+            <w:tcW w:type="dxa" w:w="2480"/>
             <w:shd w:fill="D9E2F3"/>
           </w:tcPr>
           <w:p>
@@ -9338,7 +9338,7 @@
         </w:tc>
         <w:tc>
           <w:tcPr>
-            <w:tcW w:type="dxa" w:w="2160"/>
+            <w:tcW w:type="dxa" w:w="2480"/>
             <w:shd w:fill="D9E2F3"/>
           </w:tcPr>
           <w:p>
@@ -9360,7 +9360,7 @@
         </w:tc>
         <w:tc>
           <w:tcPr>
-            <w:tcW w:type="dxa" w:w="2160"/>
+            <w:tcW w:type="dxa" w:w="2480"/>
             <w:shd w:fill="D9E2F3"/>
           </w:tcPr>
           <w:p>
@@ -9382,7 +9382,7 @@
         </w:tc>
         <w:tc>
           <w:tcPr>
-            <w:tcW w:type="dxa" w:w="2160"/>
+            <w:tcW w:type="dxa" w:w="2480"/>
             <w:shd w:fill="D9E2F3"/>
           </w:tcPr>
           <w:p>
@@ -9406,7 +9406,7 @@
       <w:tr>
         <w:tc>
           <w:tcPr>
-            <w:tcW w:type="dxa" w:w="2160"/>
+            <w:tcW w:type="dxa" w:w="2480"/>
           </w:tcPr>
           <w:p>
             <w:r>
@@ -9425,7 +9425,7 @@
         </w:tc>
         <w:tc>
           <w:tcPr>
-            <w:tcW w:type="dxa" w:w="2160"/>
+            <w:tcW w:type="dxa" w:w="2480"/>
           </w:tcPr>
           <w:p>
             <w:r>
@@ -9444,7 +9444,7 @@
         </w:tc>
         <w:tc>
           <w:tcPr>
-            <w:tcW w:type="dxa" w:w="2160"/>
+            <w:tcW w:type="dxa" w:w="2480"/>
           </w:tcPr>
           <w:p>
             <w:r>
@@ -9463,7 +9463,7 @@
         </w:tc>
         <w:tc>
           <w:tcPr>
-            <w:tcW w:type="dxa" w:w="2160"/>
+            <w:tcW w:type="dxa" w:w="2480"/>
           </w:tcPr>
           <w:p>
             <w:r>
@@ -9498,7 +9498,7 @@
       <w:tr>
         <w:tc>
           <w:tcPr>
-            <w:tcW w:type="dxa" w:w="2160"/>
+            <w:tcW w:type="dxa" w:w="2480"/>
           </w:tcPr>
           <w:p>
             <w:r>
@@ -9517,7 +9517,7 @@
         </w:tc>
         <w:tc>
           <w:tcPr>
-            <w:tcW w:type="dxa" w:w="2160"/>
+            <w:tcW w:type="dxa" w:w="2480"/>
           </w:tcPr>
           <w:p>
             <w:r>
@@ -9536,7 +9536,7 @@
         </w:tc>
         <w:tc>
           <w:tcPr>
-            <w:tcW w:type="dxa" w:w="2160"/>
+            <w:tcW w:type="dxa" w:w="2480"/>
           </w:tcPr>
           <w:p>
             <w:r>
@@ -9555,7 +9555,7 @@
         </w:tc>
         <w:tc>
           <w:tcPr>
-            <w:tcW w:type="dxa" w:w="2160"/>
+            <w:tcW w:type="dxa" w:w="2480"/>
           </w:tcPr>
           <w:p>
             <w:r>
@@ -9576,7 +9576,7 @@
       <w:tr>
         <w:tc>
           <w:tcPr>
-            <w:tcW w:type="dxa" w:w="2160"/>
+            <w:tcW w:type="dxa" w:w="2480"/>
           </w:tcPr>
           <w:p>
             <w:r>
@@ -9595,7 +9595,7 @@
         </w:tc>
         <w:tc>
           <w:tcPr>
-            <w:tcW w:type="dxa" w:w="2160"/>
+            <w:tcW w:type="dxa" w:w="2480"/>
           </w:tcPr>
           <w:p>
             <w:r>
@@ -9614,7 +9614,7 @@
         </w:tc>
         <w:tc>
           <w:tcPr>
-            <w:tcW w:type="dxa" w:w="2160"/>
+            <w:tcW w:type="dxa" w:w="2480"/>
           </w:tcPr>
           <w:p>
             <w:r>
@@ -9633,7 +9633,7 @@
         </w:tc>
         <w:tc>
           <w:tcPr>
-            <w:tcW w:type="dxa" w:w="2160"/>
+            <w:tcW w:type="dxa" w:w="2480"/>
           </w:tcPr>
           <w:p>
             <w:r>
@@ -9668,7 +9668,7 @@
       <w:tr>
         <w:tc>
           <w:tcPr>
-            <w:tcW w:type="dxa" w:w="2160"/>
+            <w:tcW w:type="dxa" w:w="2480"/>
           </w:tcPr>
           <w:p>
             <w:r>
@@ -9687,7 +9687,7 @@
         </w:tc>
         <w:tc>
           <w:tcPr>
-            <w:tcW w:type="dxa" w:w="2160"/>
+            <w:tcW w:type="dxa" w:w="2480"/>
           </w:tcPr>
           <w:p>
             <w:r>
@@ -9706,7 +9706,7 @@
         </w:tc>
         <w:tc>
           <w:tcPr>
-            <w:tcW w:type="dxa" w:w="2160"/>
+            <w:tcW w:type="dxa" w:w="2480"/>
           </w:tcPr>
           <w:p>
             <w:r>
@@ -9725,7 +9725,7 @@
         </w:tc>
         <w:tc>
           <w:tcPr>
-            <w:tcW w:type="dxa" w:w="2160"/>
+            <w:tcW w:type="dxa" w:w="2480"/>
           </w:tcPr>
           <w:p>
             <w:r>
@@ -9746,7 +9746,7 @@
       <w:tr>
         <w:tc>
           <w:tcPr>
-            <w:tcW w:type="dxa" w:w="2160"/>
+            <w:tcW w:type="dxa" w:w="2480"/>
           </w:tcPr>
           <w:p>
             <w:r>
@@ -9766,7 +9766,7 @@
         </w:tc>
         <w:tc>
           <w:tcPr>
-            <w:tcW w:type="dxa" w:w="2160"/>
+            <w:tcW w:type="dxa" w:w="2480"/>
           </w:tcPr>
           <w:p>
             <w:r>
@@ -9785,7 +9785,7 @@
         </w:tc>
         <w:tc>
           <w:tcPr>
-            <w:tcW w:type="dxa" w:w="2160"/>
+            <w:tcW w:type="dxa" w:w="2480"/>
           </w:tcPr>
           <w:p>
             <w:r>
@@ -9804,7 +9804,7 @@
         </w:tc>
         <w:tc>
           <w:tcPr>
-            <w:tcW w:type="dxa" w:w="2160"/>
+            <w:tcW w:type="dxa" w:w="2480"/>
           </w:tcPr>
           <w:p>
             <w:r>
@@ -9839,7 +9839,7 @@
       <w:tr>
         <w:tc>
           <w:tcPr>
-            <w:tcW w:type="dxa" w:w="2160"/>
+            <w:tcW w:type="dxa" w:w="2480"/>
           </w:tcPr>
           <w:p>
             <w:r>
@@ -9859,7 +9859,7 @@
         </w:tc>
         <w:tc>
           <w:tcPr>
-            <w:tcW w:type="dxa" w:w="2160"/>
+            <w:tcW w:type="dxa" w:w="2480"/>
           </w:tcPr>
           <w:p>
             <w:r>
@@ -9878,7 +9878,7 @@
         </w:tc>
         <w:tc>
           <w:tcPr>
-            <w:tcW w:type="dxa" w:w="2160"/>
+            <w:tcW w:type="dxa" w:w="2480"/>
           </w:tcPr>
           <w:p>
             <w:r>
@@ -9897,7 +9897,7 @@
         </w:tc>
         <w:tc>
           <w:tcPr>
-            <w:tcW w:type="dxa" w:w="2160"/>
+            <w:tcW w:type="dxa" w:w="2480"/>
           </w:tcPr>
           <w:p>
             <w:r>
@@ -9918,7 +9918,7 @@
       <w:tr>
         <w:tc>
           <w:tcPr>
-            <w:tcW w:type="dxa" w:w="2160"/>
+            <w:tcW w:type="dxa" w:w="2480"/>
           </w:tcPr>
           <w:p>
             <w:r>
@@ -9937,7 +9937,7 @@
         </w:tc>
         <w:tc>
           <w:tcPr>
-            <w:tcW w:type="dxa" w:w="2160"/>
+            <w:tcW w:type="dxa" w:w="2480"/>
           </w:tcPr>
           <w:p>
             <w:r>
@@ -9956,7 +9956,7 @@
         </w:tc>
         <w:tc>
           <w:tcPr>
-            <w:tcW w:type="dxa" w:w="2160"/>
+            <w:tcW w:type="dxa" w:w="2480"/>
           </w:tcPr>
           <w:p>
             <w:r>
@@ -9975,7 +9975,7 @@
         </w:tc>
         <w:tc>
           <w:tcPr>
-            <w:tcW w:type="dxa" w:w="2160"/>
+            <w:tcW w:type="dxa" w:w="2480"/>
           </w:tcPr>
           <w:p>
             <w:r>
@@ -9996,7 +9996,7 @@
       <w:tr>
         <w:tc>
           <w:tcPr>
-            <w:tcW w:type="dxa" w:w="2160"/>
+            <w:tcW w:type="dxa" w:w="2480"/>
           </w:tcPr>
           <w:p>
             <w:r>
@@ -10015,7 +10015,7 @@
         </w:tc>
         <w:tc>
           <w:tcPr>
-            <w:tcW w:type="dxa" w:w="2160"/>
+            <w:tcW w:type="dxa" w:w="2480"/>
           </w:tcPr>
           <w:p>
             <w:r>
@@ -10034,7 +10034,7 @@
         </w:tc>
         <w:tc>
           <w:tcPr>
-            <w:tcW w:type="dxa" w:w="2160"/>
+            <w:tcW w:type="dxa" w:w="2480"/>
           </w:tcPr>
           <w:p>
             <w:r>
@@ -10053,7 +10053,7 @@
         </w:tc>
         <w:tc>
           <w:tcPr>
-            <w:tcW w:type="dxa" w:w="2160"/>
+            <w:tcW w:type="dxa" w:w="2480"/>
           </w:tcPr>
           <w:p>
             <w:r>
@@ -10102,7 +10102,7 @@
       <w:tr>
         <w:tc>
           <w:tcPr>
-            <w:tcW w:type="dxa" w:w="2160"/>
+            <w:tcW w:type="dxa" w:w="2480"/>
           </w:tcPr>
           <w:p>
             <w:r>
@@ -10121,7 +10121,7 @@
         </w:tc>
         <w:tc>
           <w:tcPr>
-            <w:tcW w:type="dxa" w:w="2160"/>
+            <w:tcW w:type="dxa" w:w="2480"/>
           </w:tcPr>
           <w:p>
             <w:r>
@@ -10140,7 +10140,7 @@
         </w:tc>
         <w:tc>
           <w:tcPr>
-            <w:tcW w:type="dxa" w:w="2160"/>
+            <w:tcW w:type="dxa" w:w="2480"/>
           </w:tcPr>
           <w:p>
             <w:r>
@@ -10159,7 +10159,7 @@
         </w:tc>
         <w:tc>
           <w:tcPr>
-            <w:tcW w:type="dxa" w:w="2160"/>
+            <w:tcW w:type="dxa" w:w="2480"/>
           </w:tcPr>
           <w:p>
             <w:r>
@@ -10215,19 +10215,19 @@
       <w:tblPr>
         <w:tblStyle w:val="TableGrid"/>
         <w:tblW w:type="auto" w:w="0"/>
-        <w:tblLayout w:type="autofit"/>
+        <w:tblLayout w:type="fixed"/>
         <w:tblLook w:firstColumn="1" w:firstRow="1" w:lastColumn="0" w:lastRow="0" w:noHBand="0" w:noVBand="1" w:val="04A0"/>
       </w:tblPr>
       <w:tblGrid>
-        <w:gridCol w:w="2160"/>
-        <w:gridCol w:w="2160"/>
-        <w:gridCol w:w="2160"/>
-        <w:gridCol w:w="2160"/>
+        <w:gridCol w:w="2480"/>
+        <w:gridCol w:w="2480"/>
+        <w:gridCol w:w="2480"/>
+        <w:gridCol w:w="2480"/>
       </w:tblGrid>
       <w:tr>
         <w:tc>
           <w:tcPr>
-            <w:tcW w:type="dxa" w:w="2160"/>
+            <w:tcW w:type="dxa" w:w="2480"/>
             <w:shd w:fill="D9E2F3"/>
           </w:tcPr>
           <w:p>
@@ -10249,7 +10249,7 @@
         </w:tc>
         <w:tc>
           <w:tcPr>
-            <w:tcW w:type="dxa" w:w="2160"/>
+            <w:tcW w:type="dxa" w:w="2480"/>
             <w:shd w:fill="D9E2F3"/>
           </w:tcPr>
           <w:p>
@@ -10271,7 +10271,7 @@
         </w:tc>
         <w:tc>
           <w:tcPr>
-            <w:tcW w:type="dxa" w:w="2160"/>
+            <w:tcW w:type="dxa" w:w="2480"/>
             <w:shd w:fill="D9E2F3"/>
           </w:tcPr>
           <w:p>
@@ -10293,7 +10293,7 @@
         </w:tc>
         <w:tc>
           <w:tcPr>
-            <w:tcW w:type="dxa" w:w="2160"/>
+            <w:tcW w:type="dxa" w:w="2480"/>
             <w:shd w:fill="D9E2F3"/>
           </w:tcPr>
           <w:p>
@@ -10317,7 +10317,7 @@
       <w:tr>
         <w:tc>
           <w:tcPr>
-            <w:tcW w:type="dxa" w:w="2160"/>
+            <w:tcW w:type="dxa" w:w="2480"/>
           </w:tcPr>
           <w:p>
             <w:r>
@@ -10336,7 +10336,7 @@
         </w:tc>
         <w:tc>
           <w:tcPr>
-            <w:tcW w:type="dxa" w:w="2160"/>
+            <w:tcW w:type="dxa" w:w="2480"/>
           </w:tcPr>
           <w:p>
             <w:r>
@@ -10355,7 +10355,7 @@
         </w:tc>
         <w:tc>
           <w:tcPr>
-            <w:tcW w:type="dxa" w:w="2160"/>
+            <w:tcW w:type="dxa" w:w="2480"/>
           </w:tcPr>
           <w:p>
             <w:r>
@@ -10374,7 +10374,7 @@
         </w:tc>
         <w:tc>
           <w:tcPr>
-            <w:tcW w:type="dxa" w:w="2160"/>
+            <w:tcW w:type="dxa" w:w="2480"/>
           </w:tcPr>
           <w:p>
             <w:r>
@@ -10395,7 +10395,7 @@
       <w:tr>
         <w:tc>
           <w:tcPr>
-            <w:tcW w:type="dxa" w:w="2160"/>
+            <w:tcW w:type="dxa" w:w="2480"/>
           </w:tcPr>
           <w:p>
             <w:r>
@@ -10414,7 +10414,7 @@
         </w:tc>
         <w:tc>
           <w:tcPr>
-            <w:tcW w:type="dxa" w:w="2160"/>
+            <w:tcW w:type="dxa" w:w="2480"/>
           </w:tcPr>
           <w:p>
             <w:r>
@@ -10433,7 +10433,7 @@
         </w:tc>
         <w:tc>
           <w:tcPr>
-            <w:tcW w:type="dxa" w:w="2160"/>
+            <w:tcW w:type="dxa" w:w="2480"/>
           </w:tcPr>
           <w:p>
             <w:r>
@@ -10452,7 +10452,7 @@
         </w:tc>
         <w:tc>
           <w:tcPr>
-            <w:tcW w:type="dxa" w:w="2160"/>
+            <w:tcW w:type="dxa" w:w="2480"/>
           </w:tcPr>
           <w:p>
             <w:r>
@@ -10487,7 +10487,7 @@
       <w:tr>
         <w:tc>
           <w:tcPr>
-            <w:tcW w:type="dxa" w:w="2160"/>
+            <w:tcW w:type="dxa" w:w="2480"/>
           </w:tcPr>
           <w:p>
             <w:r>
@@ -10506,7 +10506,7 @@
         </w:tc>
         <w:tc>
           <w:tcPr>
-            <w:tcW w:type="dxa" w:w="2160"/>
+            <w:tcW w:type="dxa" w:w="2480"/>
           </w:tcPr>
           <w:p>
             <w:r>
@@ -10525,7 +10525,7 @@
         </w:tc>
         <w:tc>
           <w:tcPr>
-            <w:tcW w:type="dxa" w:w="2160"/>
+            <w:tcW w:type="dxa" w:w="2480"/>
           </w:tcPr>
           <w:p>
             <w:r>
@@ -10544,7 +10544,7 @@
         </w:tc>
         <w:tc>
           <w:tcPr>
-            <w:tcW w:type="dxa" w:w="2160"/>
+            <w:tcW w:type="dxa" w:w="2480"/>
           </w:tcPr>
           <w:p>
             <w:r>
@@ -10565,7 +10565,7 @@
       <w:tr>
         <w:tc>
           <w:tcPr>
-            <w:tcW w:type="dxa" w:w="2160"/>
+            <w:tcW w:type="dxa" w:w="2480"/>
           </w:tcPr>
           <w:p>
             <w:r>
@@ -10584,7 +10584,7 @@
         </w:tc>
         <w:tc>
           <w:tcPr>
-            <w:tcW w:type="dxa" w:w="2160"/>
+            <w:tcW w:type="dxa" w:w="2480"/>
           </w:tcPr>
           <w:p>
             <w:r>
@@ -10603,7 +10603,7 @@
         </w:tc>
         <w:tc>
           <w:tcPr>
-            <w:tcW w:type="dxa" w:w="2160"/>
+            <w:tcW w:type="dxa" w:w="2480"/>
           </w:tcPr>
           <w:p>
             <w:r>
@@ -10622,7 +10622,7 @@
         </w:tc>
         <w:tc>
           <w:tcPr>
-            <w:tcW w:type="dxa" w:w="2160"/>
+            <w:tcW w:type="dxa" w:w="2480"/>
           </w:tcPr>
           <w:p>
             <w:r>
@@ -10643,7 +10643,7 @@
       <w:tr>
         <w:tc>
           <w:tcPr>
-            <w:tcW w:type="dxa" w:w="2160"/>
+            <w:tcW w:type="dxa" w:w="2480"/>
           </w:tcPr>
           <w:p>
             <w:r>
@@ -10662,7 +10662,7 @@
         </w:tc>
         <w:tc>
           <w:tcPr>
-            <w:tcW w:type="dxa" w:w="2160"/>
+            <w:tcW w:type="dxa" w:w="2480"/>
           </w:tcPr>
           <w:p>
             <w:r>
@@ -10681,7 +10681,7 @@
         </w:tc>
         <w:tc>
           <w:tcPr>
-            <w:tcW w:type="dxa" w:w="2160"/>
+            <w:tcW w:type="dxa" w:w="2480"/>
           </w:tcPr>
           <w:p>
             <w:r>
@@ -10700,7 +10700,7 @@
         </w:tc>
         <w:tc>
           <w:tcPr>
-            <w:tcW w:type="dxa" w:w="2160"/>
+            <w:tcW w:type="dxa" w:w="2480"/>
           </w:tcPr>
           <w:p>
             <w:r>
@@ -10721,7 +10721,7 @@
       <w:tr>
         <w:tc>
           <w:tcPr>
-            <w:tcW w:type="dxa" w:w="2160"/>
+            <w:tcW w:type="dxa" w:w="2480"/>
           </w:tcPr>
           <w:p>
             <w:r>
@@ -10740,7 +10740,7 @@
         </w:tc>
         <w:tc>
           <w:tcPr>
-            <w:tcW w:type="dxa" w:w="2160"/>
+            <w:tcW w:type="dxa" w:w="2480"/>
           </w:tcPr>
           <w:p>
             <w:r>
@@ -10759,7 +10759,7 @@
         </w:tc>
         <w:tc>
           <w:tcPr>
-            <w:tcW w:type="dxa" w:w="2160"/>
+            <w:tcW w:type="dxa" w:w="2480"/>
           </w:tcPr>
           <w:p>
             <w:r>
@@ -10778,7 +10778,7 @@
         </w:tc>
         <w:tc>
           <w:tcPr>
-            <w:tcW w:type="dxa" w:w="2160"/>
+            <w:tcW w:type="dxa" w:w="2480"/>
           </w:tcPr>
           <w:p>
             <w:r>
@@ -10799,7 +10799,7 @@
       <w:tr>
         <w:tc>
           <w:tcPr>
-            <w:tcW w:type="dxa" w:w="2160"/>
+            <w:tcW w:type="dxa" w:w="2480"/>
           </w:tcPr>
           <w:p>
             <w:r>
@@ -10818,7 +10818,7 @@
         </w:tc>
         <w:tc>
           <w:tcPr>
-            <w:tcW w:type="dxa" w:w="2160"/>
+            <w:tcW w:type="dxa" w:w="2480"/>
           </w:tcPr>
           <w:p>
             <w:r>
@@ -10837,7 +10837,7 @@
         </w:tc>
         <w:tc>
           <w:tcPr>
-            <w:tcW w:type="dxa" w:w="2160"/>
+            <w:tcW w:type="dxa" w:w="2480"/>
           </w:tcPr>
           <w:p>
             <w:r>
@@ -10856,7 +10856,7 @@
         </w:tc>
         <w:tc>
           <w:tcPr>
-            <w:tcW w:type="dxa" w:w="2160"/>
+            <w:tcW w:type="dxa" w:w="2480"/>
           </w:tcPr>
           <w:p>
             <w:r>
@@ -10884,7 +10884,7 @@
       <w:tr>
         <w:tc>
           <w:tcPr>
-            <w:tcW w:type="dxa" w:w="2160"/>
+            <w:tcW w:type="dxa" w:w="2480"/>
           </w:tcPr>
           <w:p>
             <w:r>
@@ -10903,7 +10903,7 @@
         </w:tc>
         <w:tc>
           <w:tcPr>
-            <w:tcW w:type="dxa" w:w="2160"/>
+            <w:tcW w:type="dxa" w:w="2480"/>
           </w:tcPr>
           <w:p>
             <w:r>
@@ -10922,7 +10922,7 @@
         </w:tc>
         <w:tc>
           <w:tcPr>
-            <w:tcW w:type="dxa" w:w="2160"/>
+            <w:tcW w:type="dxa" w:w="2480"/>
           </w:tcPr>
           <w:p>
             <w:r>
@@ -10941,7 +10941,7 @@
         </w:tc>
         <w:tc>
           <w:tcPr>
-            <w:tcW w:type="dxa" w:w="2160"/>
+            <w:tcW w:type="dxa" w:w="2480"/>
           </w:tcPr>
           <w:p>
             <w:r>
@@ -10962,7 +10962,7 @@
       <w:tr>
         <w:tc>
           <w:tcPr>
-            <w:tcW w:type="dxa" w:w="2160"/>
+            <w:tcW w:type="dxa" w:w="2480"/>
           </w:tcPr>
           <w:p>
             <w:r>
@@ -10981,7 +10981,7 @@
         </w:tc>
         <w:tc>
           <w:tcPr>
-            <w:tcW w:type="dxa" w:w="2160"/>
+            <w:tcW w:type="dxa" w:w="2480"/>
           </w:tcPr>
           <w:p>
             <w:r>
@@ -11000,7 +11000,7 @@
         </w:tc>
         <w:tc>
           <w:tcPr>
-            <w:tcW w:type="dxa" w:w="2160"/>
+            <w:tcW w:type="dxa" w:w="2480"/>
           </w:tcPr>
           <w:p>
             <w:r>
@@ -11019,7 +11019,7 @@
         </w:tc>
         <w:tc>
           <w:tcPr>
-            <w:tcW w:type="dxa" w:w="2160"/>
+            <w:tcW w:type="dxa" w:w="2480"/>
           </w:tcPr>
           <w:p>
             <w:r>
@@ -11040,7 +11040,7 @@
       <w:tr>
         <w:tc>
           <w:tcPr>
-            <w:tcW w:type="dxa" w:w="2160"/>
+            <w:tcW w:type="dxa" w:w="2480"/>
           </w:tcPr>
           <w:p>
             <w:r>
@@ -11059,7 +11059,7 @@
         </w:tc>
         <w:tc>
           <w:tcPr>
-            <w:tcW w:type="dxa" w:w="2160"/>
+            <w:tcW w:type="dxa" w:w="2480"/>
           </w:tcPr>
           <w:p>
             <w:r>
@@ -11078,7 +11078,7 @@
         </w:tc>
         <w:tc>
           <w:tcPr>
-            <w:tcW w:type="dxa" w:w="2160"/>
+            <w:tcW w:type="dxa" w:w="2480"/>
           </w:tcPr>
           <w:p>
             <w:r>
@@ -11097,7 +11097,7 @@
         </w:tc>
         <w:tc>
           <w:tcPr>
-            <w:tcW w:type="dxa" w:w="2160"/>
+            <w:tcW w:type="dxa" w:w="2480"/>
           </w:tcPr>
           <w:p>
             <w:r>
@@ -11174,19 +11174,19 @@
       <w:tblPr>
         <w:tblStyle w:val="TableGrid"/>
         <w:tblW w:type="auto" w:w="0"/>
-        <w:tblLayout w:type="autofit"/>
+        <w:tblLayout w:type="fixed"/>
         <w:tblLook w:firstColumn="1" w:firstRow="1" w:lastColumn="0" w:lastRow="0" w:noHBand="0" w:noVBand="1" w:val="04A0"/>
       </w:tblPr>
       <w:tblGrid>
-        <w:gridCol w:w="2160"/>
-        <w:gridCol w:w="2160"/>
-        <w:gridCol w:w="2160"/>
-        <w:gridCol w:w="2160"/>
+        <w:gridCol w:w="2480"/>
+        <w:gridCol w:w="2480"/>
+        <w:gridCol w:w="2480"/>
+        <w:gridCol w:w="2480"/>
       </w:tblGrid>
       <w:tr>
         <w:tc>
           <w:tcPr>
-            <w:tcW w:type="dxa" w:w="2160"/>
+            <w:tcW w:type="dxa" w:w="2480"/>
             <w:shd w:fill="D9E2F3"/>
           </w:tcPr>
           <w:p>
@@ -11208,7 +11208,7 @@
         </w:tc>
         <w:tc>
           <w:tcPr>
-            <w:tcW w:type="dxa" w:w="2160"/>
+            <w:tcW w:type="dxa" w:w="2480"/>
             <w:shd w:fill="D9E2F3"/>
           </w:tcPr>
           <w:p>
@@ -11230,7 +11230,7 @@
         </w:tc>
         <w:tc>
           <w:tcPr>
-            <w:tcW w:type="dxa" w:w="2160"/>
+            <w:tcW w:type="dxa" w:w="2480"/>
             <w:shd w:fill="D9E2F3"/>
           </w:tcPr>
           <w:p>
@@ -11252,7 +11252,7 @@
         </w:tc>
         <w:tc>
           <w:tcPr>
-            <w:tcW w:type="dxa" w:w="2160"/>
+            <w:tcW w:type="dxa" w:w="2480"/>
             <w:shd w:fill="D9E2F3"/>
           </w:tcPr>
           <w:p>
@@ -11276,7 +11276,7 @@
       <w:tr>
         <w:tc>
           <w:tcPr>
-            <w:tcW w:type="dxa" w:w="2160"/>
+            <w:tcW w:type="dxa" w:w="2480"/>
           </w:tcPr>
           <w:p>
             <w:r>
@@ -11295,7 +11295,7 @@
         </w:tc>
         <w:tc>
           <w:tcPr>
-            <w:tcW w:type="dxa" w:w="2160"/>
+            <w:tcW w:type="dxa" w:w="2480"/>
           </w:tcPr>
           <w:p>
             <w:r>
@@ -11314,7 +11314,7 @@
         </w:tc>
         <w:tc>
           <w:tcPr>
-            <w:tcW w:type="dxa" w:w="2160"/>
+            <w:tcW w:type="dxa" w:w="2480"/>
           </w:tcPr>
           <w:p>
             <w:r>
@@ -11333,7 +11333,7 @@
         </w:tc>
         <w:tc>
           <w:tcPr>
-            <w:tcW w:type="dxa" w:w="2160"/>
+            <w:tcW w:type="dxa" w:w="2480"/>
           </w:tcPr>
           <w:p>
             <w:r>
@@ -11354,7 +11354,7 @@
       <w:tr>
         <w:tc>
           <w:tcPr>
-            <w:tcW w:type="dxa" w:w="2160"/>
+            <w:tcW w:type="dxa" w:w="2480"/>
           </w:tcPr>
           <w:p>
             <w:r>
@@ -11373,7 +11373,7 @@
         </w:tc>
         <w:tc>
           <w:tcPr>
-            <w:tcW w:type="dxa" w:w="2160"/>
+            <w:tcW w:type="dxa" w:w="2480"/>
           </w:tcPr>
           <w:p>
             <w:r>
@@ -11392,7 +11392,7 @@
         </w:tc>
         <w:tc>
           <w:tcPr>
-            <w:tcW w:type="dxa" w:w="2160"/>
+            <w:tcW w:type="dxa" w:w="2480"/>
           </w:tcPr>
           <w:p>
             <w:r>
@@ -11411,7 +11411,7 @@
         </w:tc>
         <w:tc>
           <w:tcPr>
-            <w:tcW w:type="dxa" w:w="2160"/>
+            <w:tcW w:type="dxa" w:w="2480"/>
           </w:tcPr>
           <w:p>
             <w:r>
@@ -11432,7 +11432,7 @@
       <w:tr>
         <w:tc>
           <w:tcPr>
-            <w:tcW w:type="dxa" w:w="2160"/>
+            <w:tcW w:type="dxa" w:w="2480"/>
           </w:tcPr>
           <w:p>
             <w:r>
@@ -11451,7 +11451,7 @@
         </w:tc>
         <w:tc>
           <w:tcPr>
-            <w:tcW w:type="dxa" w:w="2160"/>
+            <w:tcW w:type="dxa" w:w="2480"/>
           </w:tcPr>
           <w:p>
             <w:r>
@@ -11470,7 +11470,7 @@
         </w:tc>
         <w:tc>
           <w:tcPr>
-            <w:tcW w:type="dxa" w:w="2160"/>
+            <w:tcW w:type="dxa" w:w="2480"/>
           </w:tcPr>
           <w:p>
             <w:r>
@@ -11489,7 +11489,7 @@
         </w:tc>
         <w:tc>
           <w:tcPr>
-            <w:tcW w:type="dxa" w:w="2160"/>
+            <w:tcW w:type="dxa" w:w="2480"/>
           </w:tcPr>
           <w:p>
             <w:r>
@@ -11579,19 +11579,19 @@
       <w:tblPr>
         <w:tblStyle w:val="TableGrid"/>
         <w:tblW w:type="auto" w:w="0"/>
-        <w:tblLayout w:type="autofit"/>
+        <w:tblLayout w:type="fixed"/>
         <w:tblLook w:firstColumn="1" w:firstRow="1" w:lastColumn="0" w:lastRow="0" w:noHBand="0" w:noVBand="1" w:val="04A0"/>
       </w:tblPr>
       <w:tblGrid>
-        <w:gridCol w:w="2160"/>
-        <w:gridCol w:w="2160"/>
-        <w:gridCol w:w="2160"/>
-        <w:gridCol w:w="2160"/>
+        <w:gridCol w:w="2480"/>
+        <w:gridCol w:w="2480"/>
+        <w:gridCol w:w="2480"/>
+        <w:gridCol w:w="2480"/>
       </w:tblGrid>
       <w:tr>
         <w:tc>
           <w:tcPr>
-            <w:tcW w:type="dxa" w:w="2160"/>
+            <w:tcW w:type="dxa" w:w="2480"/>
             <w:shd w:fill="D9E2F3"/>
           </w:tcPr>
           <w:p>
@@ -11613,7 +11613,7 @@
         </w:tc>
         <w:tc>
           <w:tcPr>
-            <w:tcW w:type="dxa" w:w="2160"/>
+            <w:tcW w:type="dxa" w:w="2480"/>
             <w:shd w:fill="D9E2F3"/>
           </w:tcPr>
           <w:p>
@@ -11635,7 +11635,7 @@
         </w:tc>
         <w:tc>
           <w:tcPr>
-            <w:tcW w:type="dxa" w:w="2160"/>
+            <w:tcW w:type="dxa" w:w="2480"/>
             <w:shd w:fill="D9E2F3"/>
           </w:tcPr>
           <w:p>
@@ -11657,7 +11657,7 @@
         </w:tc>
         <w:tc>
           <w:tcPr>
-            <w:tcW w:type="dxa" w:w="2160"/>
+            <w:tcW w:type="dxa" w:w="2480"/>
             <w:shd w:fill="D9E2F3"/>
           </w:tcPr>
           <w:p>
@@ -11681,7 +11681,7 @@
       <w:tr>
         <w:tc>
           <w:tcPr>
-            <w:tcW w:type="dxa" w:w="2160"/>
+            <w:tcW w:type="dxa" w:w="2480"/>
           </w:tcPr>
           <w:p>
             <w:r>
@@ -11700,7 +11700,7 @@
         </w:tc>
         <w:tc>
           <w:tcPr>
-            <w:tcW w:type="dxa" w:w="2160"/>
+            <w:tcW w:type="dxa" w:w="2480"/>
           </w:tcPr>
           <w:p>
             <w:r>
@@ -11719,7 +11719,7 @@
         </w:tc>
         <w:tc>
           <w:tcPr>
-            <w:tcW w:type="dxa" w:w="2160"/>
+            <w:tcW w:type="dxa" w:w="2480"/>
           </w:tcPr>
           <w:p>
             <w:r>
@@ -11738,7 +11738,7 @@
         </w:tc>
         <w:tc>
           <w:tcPr>
-            <w:tcW w:type="dxa" w:w="2160"/>
+            <w:tcW w:type="dxa" w:w="2480"/>
           </w:tcPr>
           <w:p>
             <w:r>
@@ -11759,7 +11759,7 @@
       <w:tr>
         <w:tc>
           <w:tcPr>
-            <w:tcW w:type="dxa" w:w="2160"/>
+            <w:tcW w:type="dxa" w:w="2480"/>
           </w:tcPr>
           <w:p>
             <w:r>
@@ -11778,7 +11778,7 @@
         </w:tc>
         <w:tc>
           <w:tcPr>
-            <w:tcW w:type="dxa" w:w="2160"/>
+            <w:tcW w:type="dxa" w:w="2480"/>
           </w:tcPr>
           <w:p>
             <w:r>
@@ -11797,7 +11797,7 @@
         </w:tc>
         <w:tc>
           <w:tcPr>
-            <w:tcW w:type="dxa" w:w="2160"/>
+            <w:tcW w:type="dxa" w:w="2480"/>
           </w:tcPr>
           <w:p>
             <w:r>
@@ -11816,7 +11816,7 @@
         </w:tc>
         <w:tc>
           <w:tcPr>
-            <w:tcW w:type="dxa" w:w="2160"/>
+            <w:tcW w:type="dxa" w:w="2480"/>
           </w:tcPr>
           <w:p>
             <w:r>
@@ -11839,8 +11839,8 @@
     <w:sectPr>
       <w:footerReference w:type="default" r:id="rId9"/>
       <w:headerReference w:type="default" r:id="rId10"/>
-      <w:pgSz w:w="12240" w:h="15840"/>
-      <w:pgMar w:top="1440" w:right="1800" w:bottom="1440" w:left="1800" w:header="720" w:footer="720" w:gutter="0"/>
+      <w:pgSz w:w="11906" w:h="16838"/>
+      <w:pgMar w:top="1417" w:right="850" w:bottom="1134" w:left="1134" w:header="720" w:footer="720" w:gutter="0"/>
       <w:cols w:space="720"/>
       <w:docGrid w:linePitch="360"/>
     </w:sectPr>
